--- a/srs for project.docx
+++ b/srs for project.docx
@@ -1,6 +1,6 @@
 
 <file path=word/document.xml><?xml version="1.0" encoding="utf-8"?>
-<w:document xmlns:wpc="http://schemas.microsoft.com/office/word/2010/wordprocessingCanvas" xmlns:cx="http://schemas.microsoft.com/office/drawing/2014/chartex" xmlns:cx1="http://schemas.microsoft.com/office/drawing/2015/9/8/chartex" xmlns:cx2="http://schemas.microsoft.com/office/drawing/2015/10/21/chartex" xmlns:cx3="http://schemas.microsoft.com/office/drawing/2016/5/9/chartex" xmlns:cx4="http://schemas.microsoft.com/office/drawing/2016/5/10/chartex" xmlns:cx5="http://schemas.microsoft.com/office/drawing/2016/5/11/chartex" xmlns:cx6="http://schemas.microsoft.com/office/drawing/2016/5/12/chartex" xmlns:cx7="http://schemas.microsoft.com/office/drawing/2016/5/13/chartex" xmlns:cx8="http://schemas.microsoft.com/office/drawing/2016/5/14/chartex" xmlns:mc="http://schemas.openxmlformats.org/markup-compatibility/2006" xmlns:aink="http://schemas.microsoft.com/office/drawing/2016/ink" xmlns:am3d="http://schemas.microsoft.com/office/drawing/2017/model3d" xmlns:o="urn:schemas-microsoft-com:office:office" xmlns:oel="http://schemas.microsoft.com/office/2019/extlst" xmlns:r="http://schemas.openxmlformats.org/officeDocument/2006/relationships" xmlns:m="http://schemas.openxmlformats.org/officeDocument/2006/math" xmlns:v="urn:schemas-microsoft-com:vml" xmlns:wp14="http://schemas.microsoft.com/office/word/2010/wordprocessingDrawing" xmlns:wp="http://schemas.openxmlformats.org/drawingml/2006/wordprocessingDrawing" xmlns:w10="urn:schemas-microsoft-com:office:word" xmlns:w="http://schemas.openxmlformats.org/wordprocessingml/2006/main" xmlns:w14="http://schemas.microsoft.com/office/word/2010/wordml" xmlns:w15="http://schemas.microsoft.com/office/word/2012/wordml" xmlns:w16cex="http://schemas.microsoft.com/office/word/2018/wordml/cex" xmlns:w16cid="http://schemas.microsoft.com/office/word/2016/wordml/cid" xmlns:w16="http://schemas.microsoft.com/office/word/2018/wordml" xmlns:w16sdtdh="http://schemas.microsoft.com/office/word/2020/wordml/sdtdatahash" xmlns:w16se="http://schemas.microsoft.com/office/word/2015/wordml/symex" xmlns:wpg="http://schemas.microsoft.com/office/word/2010/wordprocessingGroup" xmlns:wpi="http://schemas.microsoft.com/office/word/2010/wordprocessingInk" xmlns:wne="http://schemas.microsoft.com/office/word/2006/wordml" xmlns:wps="http://schemas.microsoft.com/office/word/2010/wordprocessingShape" mc:Ignorable="w14 w15 w16se w16cid w16 w16cex w16sdtdh wp14">
+<w:document xmlns:wpc="http://schemas.microsoft.com/office/word/2010/wordprocessingCanvas" xmlns:cx="http://schemas.microsoft.com/office/drawing/2014/chartex" xmlns:cx1="http://schemas.microsoft.com/office/drawing/2015/9/8/chartex" xmlns:cx2="http://schemas.microsoft.com/office/drawing/2015/10/21/chartex" xmlns:cx3="http://schemas.microsoft.com/office/drawing/2016/5/9/chartex" xmlns:cx4="http://schemas.microsoft.com/office/drawing/2016/5/10/chartex" xmlns:cx5="http://schemas.microsoft.com/office/drawing/2016/5/11/chartex" xmlns:cx6="http://schemas.microsoft.com/office/drawing/2016/5/12/chartex" xmlns:cx7="http://schemas.microsoft.com/office/drawing/2016/5/13/chartex" xmlns:cx8="http://schemas.microsoft.com/office/drawing/2016/5/14/chartex" xmlns:mc="http://schemas.openxmlformats.org/markup-compatibility/2006" xmlns:aink="http://schemas.microsoft.com/office/drawing/2016/ink" xmlns:am3d="http://schemas.microsoft.com/office/drawing/2017/model3d" xmlns:o="urn:schemas-microsoft-com:office:office" xmlns:oel="http://schemas.microsoft.com/office/2019/extlst" xmlns:r="http://schemas.openxmlformats.org/officeDocument/2006/relationships" xmlns:m="http://schemas.openxmlformats.org/officeDocument/2006/math" xmlns:v="urn:schemas-microsoft-com:vml" xmlns:wp14="http://schemas.microsoft.com/office/word/2010/wordprocessingDrawing" xmlns:wp="http://schemas.openxmlformats.org/drawingml/2006/wordprocessingDrawing" xmlns:w10="urn:schemas-microsoft-com:office:word" xmlns:w="http://schemas.openxmlformats.org/wordprocessingml/2006/main" xmlns:w14="http://schemas.microsoft.com/office/word/2010/wordml" xmlns:w15="http://schemas.microsoft.com/office/word/2012/wordml" xmlns:w16cex="http://schemas.microsoft.com/office/word/2018/wordml/cex" xmlns:w16cid="http://schemas.microsoft.com/office/word/2016/wordml/cid" xmlns:w16="http://schemas.microsoft.com/office/word/2018/wordml" xmlns:w16du="http://schemas.microsoft.com/office/word/2023/wordml/word16du" xmlns:w16sdtdh="http://schemas.microsoft.com/office/word/2020/wordml/sdtdatahash" xmlns:w16sdtfl="http://schemas.microsoft.com/office/word/2024/wordml/sdtformatlock" xmlns:w16se="http://schemas.microsoft.com/office/word/2015/wordml/symex" xmlns:wpg="http://schemas.microsoft.com/office/word/2010/wordprocessingGroup" xmlns:wpi="http://schemas.microsoft.com/office/word/2010/wordprocessingInk" xmlns:wne="http://schemas.microsoft.com/office/word/2006/wordml" xmlns:wps="http://schemas.microsoft.com/office/word/2010/wordprocessingShape" mc:Ignorable="w14 w15 w16se w16cid w16 w16cex w16sdtdh w16sdtfl w16du wp14">
   <w:body>
     <w:p>
       <w:pPr>
@@ -41,6 +41,121 @@
           <w:szCs w:val="24"/>
         </w:rPr>
         <w:t xml:space="preserve">s. This document outlines the system requirements for the web interface, the database and its functionalities. </w:t>
+      </w:r>
+    </w:p>
+    <w:p>
+      <w:pPr>
+        <w:rPr>
+          <w:sz w:val="24"/>
+          <w:szCs w:val="24"/>
+        </w:rPr>
+      </w:pPr>
+      <w:r>
+        <w:rPr>
+          <w:sz w:val="24"/>
+          <w:szCs w:val="24"/>
+        </w:rPr>
+        <w:t xml:space="preserve">The project team consists of 8 University </w:t>
+      </w:r>
+      <w:proofErr w:type="gramStart"/>
+      <w:r>
+        <w:rPr>
+          <w:sz w:val="24"/>
+          <w:szCs w:val="24"/>
+        </w:rPr>
+        <w:t>Of</w:t>
+      </w:r>
+      <w:proofErr w:type="gramEnd"/>
+      <w:r>
+        <w:rPr>
+          <w:sz w:val="24"/>
+          <w:szCs w:val="24"/>
+        </w:rPr>
+        <w:t xml:space="preserve"> Bradford students </w:t>
+      </w:r>
+      <w:r>
+        <w:rPr>
+          <w:sz w:val="24"/>
+          <w:szCs w:val="24"/>
+        </w:rPr>
+        <w:t>who are studying towards a degree in the following fields: Computer Science, Software Engineering and Cyber Security</w:t>
+      </w:r>
+      <w:r>
+        <w:rPr>
+          <w:sz w:val="24"/>
+          <w:szCs w:val="24"/>
+        </w:rPr>
+        <w:t xml:space="preserve">. The main objective of this </w:t>
+      </w:r>
+      <w:r>
+        <w:rPr>
+          <w:sz w:val="24"/>
+          <w:szCs w:val="24"/>
+        </w:rPr>
+        <w:t>project</w:t>
+      </w:r>
+      <w:r>
+        <w:rPr>
+          <w:sz w:val="24"/>
+          <w:szCs w:val="24"/>
+        </w:rPr>
+        <w:t xml:space="preserve"> is to </w:t>
+      </w:r>
+      <w:r>
+        <w:rPr>
+          <w:sz w:val="24"/>
+          <w:szCs w:val="24"/>
+        </w:rPr>
+        <w:t xml:space="preserve">create a </w:t>
+      </w:r>
+      <w:r>
+        <w:rPr>
+          <w:sz w:val="24"/>
+          <w:szCs w:val="24"/>
+        </w:rPr>
+        <w:t xml:space="preserve">protected, user friendly SQL database system that will look visually pleasing to </w:t>
+      </w:r>
+      <w:r>
+        <w:rPr>
+          <w:sz w:val="24"/>
+          <w:szCs w:val="24"/>
+        </w:rPr>
+        <w:t xml:space="preserve">consolidate and manage the WW1 </w:t>
+      </w:r>
+      <w:r>
+        <w:rPr>
+          <w:sz w:val="24"/>
+          <w:szCs w:val="24"/>
+        </w:rPr>
+        <w:t>research</w:t>
+      </w:r>
+      <w:r>
+        <w:rPr>
+          <w:sz w:val="24"/>
+          <w:szCs w:val="24"/>
+        </w:rPr>
+        <w:t xml:space="preserve"> </w:t>
+      </w:r>
+      <w:r>
+        <w:rPr>
+          <w:sz w:val="24"/>
+          <w:szCs w:val="24"/>
+        </w:rPr>
+        <w:t>records</w:t>
+      </w:r>
+      <w:r>
+        <w:rPr>
+          <w:sz w:val="24"/>
+          <w:szCs w:val="24"/>
+        </w:rPr>
+        <w:t xml:space="preserve"> of the </w:t>
+      </w:r>
+      <w:r>
+        <w:rPr>
+          <w:sz w:val="24"/>
+          <w:szCs w:val="24"/>
+        </w:rPr>
+        <w:t>Bradford WW1 Group.</w:t>
       </w:r>
     </w:p>
     <w:p>
@@ -382,6 +497,7 @@
           <w:sz w:val="24"/>
           <w:szCs w:val="24"/>
         </w:rPr>
+        <w:lastRenderedPageBreak/>
         <w:t>User interface design</w:t>
       </w:r>
     </w:p>
@@ -437,7 +553,6 @@
           <w:sz w:val="24"/>
           <w:szCs w:val="24"/>
         </w:rPr>
-        <w:lastRenderedPageBreak/>
         <w:t xml:space="preserve">Dashboard functionality: </w:t>
       </w:r>
       <w:r>
@@ -676,316 +791,1663 @@
     </w:p>
     <w:p>
       <w:pPr>
-        <w:pStyle w:val="Heading3"/>
-      </w:pPr>
-      <w:r>
-        <w:t>5. Functional Requirements</w:t>
-      </w:r>
-    </w:p>
-    <w:p>
-      <w:pPr>
-        <w:pStyle w:val="Heading4"/>
-      </w:pPr>
-      <w:r>
-        <w:t>5.1 Database</w:t>
-      </w:r>
-    </w:p>
-    <w:p>
-      <w:pPr>
-        <w:pStyle w:val="NormalWeb"/>
+        <w:rPr>
+          <w:b/>
+          <w:bCs/>
+          <w:sz w:val="24"/>
+          <w:szCs w:val="24"/>
+        </w:rPr>
+      </w:pPr>
+      <w:r>
+        <w:rPr>
+          <w:b/>
+          <w:bCs/>
+          <w:sz w:val="24"/>
+          <w:szCs w:val="24"/>
+        </w:rPr>
+        <w:t>Database</w:t>
+      </w:r>
+    </w:p>
+    <w:p>
+      <w:pPr>
+        <w:rPr>
+          <w:sz w:val="24"/>
+          <w:szCs w:val="24"/>
+        </w:rPr>
+      </w:pPr>
+      <w:r>
+        <w:rPr>
+          <w:b/>
+          <w:bCs/>
+          <w:sz w:val="24"/>
+          <w:szCs w:val="24"/>
+        </w:rPr>
+        <w:t xml:space="preserve">Data storage: </w:t>
+      </w:r>
+      <w:r>
+        <w:rPr>
+          <w:sz w:val="24"/>
+          <w:szCs w:val="24"/>
+        </w:rPr>
+        <w:t>The database will store the following information:</w:t>
+      </w:r>
+    </w:p>
+    <w:p>
+      <w:pPr>
+        <w:pStyle w:val="ListParagraph"/>
+        <w:numPr>
+          <w:ilvl w:val="1"/>
+          <w:numId w:val="14"/>
+        </w:numPr>
+        <w:rPr>
+          <w:sz w:val="24"/>
+          <w:szCs w:val="24"/>
+        </w:rPr>
+      </w:pPr>
+      <w:r>
+        <w:rPr>
+          <w:sz w:val="24"/>
+          <w:szCs w:val="24"/>
+        </w:rPr>
+        <w:t>Biographical information</w:t>
+      </w:r>
+    </w:p>
+    <w:p>
+      <w:pPr>
+        <w:pStyle w:val="ListParagraph"/>
+        <w:numPr>
+          <w:ilvl w:val="1"/>
+          <w:numId w:val="14"/>
+        </w:numPr>
+        <w:rPr>
+          <w:sz w:val="24"/>
+          <w:szCs w:val="24"/>
+        </w:rPr>
+      </w:pPr>
+      <w:r>
+        <w:rPr>
+          <w:sz w:val="24"/>
+          <w:szCs w:val="24"/>
+        </w:rPr>
+        <w:t>Newspaper references and relevant data</w:t>
+      </w:r>
+    </w:p>
+    <w:p>
+      <w:pPr>
+        <w:pStyle w:val="ListParagraph"/>
+        <w:numPr>
+          <w:ilvl w:val="1"/>
+          <w:numId w:val="14"/>
+        </w:numPr>
+        <w:rPr>
+          <w:sz w:val="24"/>
+          <w:szCs w:val="24"/>
+        </w:rPr>
+      </w:pPr>
+      <w:r>
+        <w:rPr>
+          <w:sz w:val="24"/>
+          <w:szCs w:val="24"/>
+        </w:rPr>
+        <w:t>Information ab</w:t>
+      </w:r>
+      <w:r>
+        <w:rPr>
+          <w:sz w:val="24"/>
+          <w:szCs w:val="24"/>
+        </w:rPr>
+        <w:t>out individuals buried in Bradford</w:t>
+      </w:r>
+    </w:p>
+    <w:p>
+      <w:pPr>
+        <w:pStyle w:val="ListParagraph"/>
+        <w:numPr>
+          <w:ilvl w:val="1"/>
+          <w:numId w:val="14"/>
+        </w:numPr>
+        <w:rPr>
+          <w:sz w:val="24"/>
+          <w:szCs w:val="24"/>
+        </w:rPr>
+      </w:pPr>
+      <w:r>
+        <w:rPr>
+          <w:sz w:val="24"/>
+          <w:szCs w:val="24"/>
+        </w:rPr>
+        <w:t>Names recorded on Bradford Memorials</w:t>
+      </w:r>
+    </w:p>
+    <w:p>
+      <w:pPr>
+        <w:pStyle w:val="ListParagraph"/>
+        <w:numPr>
+          <w:ilvl w:val="1"/>
+          <w:numId w:val="14"/>
+        </w:numPr>
+        <w:rPr>
+          <w:sz w:val="24"/>
+          <w:szCs w:val="24"/>
+        </w:rPr>
+      </w:pPr>
+      <w:r>
+        <w:rPr>
+          <w:sz w:val="24"/>
+          <w:szCs w:val="24"/>
+        </w:rPr>
+        <w:t xml:space="preserve">Names of those who served in WW1, including those who </w:t>
+      </w:r>
+      <w:r>
+        <w:rPr>
+          <w:sz w:val="24"/>
+          <w:szCs w:val="24"/>
+        </w:rPr>
+        <w:t xml:space="preserve">were involved in any </w:t>
+      </w:r>
+      <w:r>
+        <w:rPr>
+          <w:sz w:val="24"/>
+          <w:szCs w:val="24"/>
+        </w:rPr>
+        <w:t>war-related occupations</w:t>
+      </w:r>
+    </w:p>
+    <w:p>
+      <w:pPr>
+        <w:rPr>
+          <w:sz w:val="24"/>
+          <w:szCs w:val="24"/>
+        </w:rPr>
+      </w:pPr>
+      <w:r>
+        <w:rPr>
+          <w:b/>
+          <w:bCs/>
+          <w:sz w:val="24"/>
+          <w:szCs w:val="24"/>
+        </w:rPr>
+        <w:t>Data Relationships:</w:t>
+      </w:r>
+      <w:r>
+        <w:rPr>
+          <w:sz w:val="24"/>
+          <w:szCs w:val="24"/>
+        </w:rPr>
+        <w:t xml:space="preserve"> The data will be structured within relationships between record</w:t>
+      </w:r>
+      <w:r>
+        <w:rPr>
+          <w:sz w:val="24"/>
+          <w:szCs w:val="24"/>
+        </w:rPr>
+        <w:t xml:space="preserve"> such as: individuals records ma</w:t>
+      </w:r>
+      <w:r>
+        <w:rPr>
+          <w:sz w:val="24"/>
+          <w:szCs w:val="24"/>
+        </w:rPr>
+        <w:t xml:space="preserve">y link to biographical details, burial sites, newspaper articles </w:t>
+      </w:r>
+      <w:r>
+        <w:rPr>
+          <w:sz w:val="24"/>
+          <w:szCs w:val="24"/>
+        </w:rPr>
+        <w:t>or memorials.</w:t>
+      </w:r>
+    </w:p>
+    <w:p>
+      <w:pPr>
+        <w:rPr>
+          <w:sz w:val="24"/>
+          <w:szCs w:val="24"/>
+        </w:rPr>
+      </w:pPr>
+      <w:r>
+        <w:rPr>
+          <w:b/>
+          <w:bCs/>
+          <w:sz w:val="24"/>
+          <w:szCs w:val="24"/>
+        </w:rPr>
+        <w:t xml:space="preserve">SQL Database: </w:t>
+      </w:r>
+      <w:r>
+        <w:rPr>
+          <w:sz w:val="24"/>
+          <w:szCs w:val="24"/>
+        </w:rPr>
+        <w:t>The database will be created using SQL</w:t>
+      </w:r>
+      <w:r>
+        <w:rPr>
+          <w:sz w:val="24"/>
+          <w:szCs w:val="24"/>
+        </w:rPr>
+        <w:t xml:space="preserve"> which w</w:t>
+      </w:r>
+      <w:r>
+        <w:rPr>
+          <w:sz w:val="24"/>
+          <w:szCs w:val="24"/>
+        </w:rPr>
+        <w:t xml:space="preserve">ill allow for security, </w:t>
+      </w:r>
+      <w:r>
+        <w:rPr>
+          <w:sz w:val="24"/>
+          <w:szCs w:val="24"/>
+        </w:rPr>
+        <w:t>efficiency and organised data storage</w:t>
+      </w:r>
+    </w:p>
+    <w:p>
+      <w:pPr>
+        <w:rPr>
+          <w:b/>
+          <w:bCs/>
+          <w:sz w:val="24"/>
+          <w:szCs w:val="24"/>
+        </w:rPr>
+      </w:pPr>
+      <w:r>
+        <w:rPr>
+          <w:b/>
+          <w:bCs/>
+          <w:sz w:val="24"/>
+          <w:szCs w:val="24"/>
+        </w:rPr>
+        <w:t>Security</w:t>
+      </w:r>
+    </w:p>
+    <w:p>
+      <w:pPr>
+        <w:rPr>
+          <w:b/>
+          <w:bCs/>
+          <w:sz w:val="24"/>
+          <w:szCs w:val="24"/>
+        </w:rPr>
+      </w:pPr>
+      <w:r>
+        <w:rPr>
+          <w:b/>
+          <w:bCs/>
+          <w:sz w:val="24"/>
+          <w:szCs w:val="24"/>
+        </w:rPr>
+        <w:t>Password Security:</w:t>
+      </w:r>
+    </w:p>
+    <w:p>
+      <w:pPr>
+        <w:pStyle w:val="ListParagraph"/>
         <w:numPr>
           <w:ilvl w:val="0"/>
-          <w:numId w:val="6"/>
+          <w:numId w:val="15"/>
         </w:numPr>
-      </w:pPr>
-      <w:r>
-        <w:rPr>
-          <w:rStyle w:val="Strong"/>
-        </w:rPr>
-        <w:t>Data Storage</w:t>
-      </w:r>
-      <w:r>
-        <w:t>: The database will store the following types of data:</w:t>
-      </w:r>
-    </w:p>
-    <w:p>
-      <w:pPr>
+        <w:rPr>
+          <w:b/>
+          <w:bCs/>
+          <w:sz w:val="24"/>
+          <w:szCs w:val="24"/>
+        </w:rPr>
+      </w:pPr>
+      <w:r>
+        <w:rPr>
+          <w:sz w:val="24"/>
+          <w:szCs w:val="24"/>
+        </w:rPr>
+        <w:lastRenderedPageBreak/>
+        <w:t xml:space="preserve">Admin </w:t>
+      </w:r>
+      <w:r>
+        <w:rPr>
+          <w:sz w:val="24"/>
+          <w:szCs w:val="24"/>
+        </w:rPr>
+        <w:t>and guest users will require a password to access the information</w:t>
+      </w:r>
+    </w:p>
+    <w:p>
+      <w:pPr>
+        <w:pStyle w:val="ListParagraph"/>
         <w:numPr>
-          <w:ilvl w:val="1"/>
-          <w:numId w:val="6"/>
+          <w:ilvl w:val="0"/>
+          <w:numId w:val="15"/>
+        </w:numPr>
+        <w:rPr>
+          <w:b/>
+          <w:bCs/>
+          <w:sz w:val="24"/>
+          <w:szCs w:val="24"/>
+        </w:rPr>
+      </w:pPr>
+      <w:r>
+        <w:rPr>
+          <w:sz w:val="24"/>
+          <w:szCs w:val="24"/>
+        </w:rPr>
+        <w:t xml:space="preserve">Guest </w:t>
+      </w:r>
+      <w:r>
+        <w:rPr>
+          <w:sz w:val="24"/>
+          <w:szCs w:val="24"/>
+        </w:rPr>
+        <w:t>accounts can only view the data in the database – will not be able to add, delete or update the database</w:t>
+      </w:r>
+    </w:p>
+    <w:p>
+      <w:pPr>
+        <w:pStyle w:val="ListParagraph"/>
+        <w:numPr>
+          <w:ilvl w:val="0"/>
+          <w:numId w:val="15"/>
+        </w:numPr>
+        <w:rPr>
+          <w:b/>
+          <w:bCs/>
+          <w:sz w:val="24"/>
+          <w:szCs w:val="24"/>
+        </w:rPr>
+      </w:pPr>
+      <w:r>
+        <w:rPr>
+          <w:sz w:val="24"/>
+          <w:szCs w:val="24"/>
+        </w:rPr>
+        <w:t>Admin accounts will be able to manipulate the database by adding to it or deleting from it or updating any data.</w:t>
+      </w:r>
+    </w:p>
+    <w:p>
+      <w:pPr>
+        <w:ind w:left="360"/>
+        <w:rPr>
+          <w:b/>
+          <w:bCs/>
+          <w:sz w:val="24"/>
+          <w:szCs w:val="24"/>
+        </w:rPr>
+      </w:pPr>
+      <w:r>
+        <w:rPr>
+          <w:b/>
+          <w:bCs/>
+          <w:sz w:val="24"/>
+          <w:szCs w:val="24"/>
+        </w:rPr>
+        <w:t>Hidden tools</w:t>
+      </w:r>
+    </w:p>
+    <w:p>
+      <w:pPr>
+        <w:pStyle w:val="ListParagraph"/>
+        <w:numPr>
+          <w:ilvl w:val="0"/>
+          <w:numId w:val="16"/>
+        </w:numPr>
+        <w:rPr>
+          <w:b/>
+          <w:bCs/>
+          <w:sz w:val="24"/>
+          <w:szCs w:val="24"/>
+        </w:rPr>
+      </w:pPr>
+      <w:r>
+        <w:rPr>
+          <w:sz w:val="24"/>
+          <w:szCs w:val="24"/>
+        </w:rPr>
+        <w:t>The access to administrative tools and other features will be hidde</w:t>
+      </w:r>
+      <w:r>
+        <w:rPr>
+          <w:sz w:val="24"/>
+          <w:szCs w:val="24"/>
+        </w:rPr>
+        <w:t>n and password protected to only allow access to those with an admin account</w:t>
+      </w:r>
+    </w:p>
+    <w:p>
+      <w:pPr>
+        <w:rPr>
+          <w:b/>
+          <w:bCs/>
+          <w:sz w:val="24"/>
+          <w:szCs w:val="24"/>
+        </w:rPr>
+      </w:pPr>
+      <w:r>
+        <w:rPr>
+          <w:b/>
+          <w:bCs/>
+          <w:sz w:val="24"/>
+          <w:szCs w:val="24"/>
+        </w:rPr>
+        <w:t>Access</w:t>
+      </w:r>
+      <w:r>
+        <w:rPr>
+          <w:b/>
+          <w:bCs/>
+          <w:sz w:val="24"/>
+          <w:szCs w:val="24"/>
+        </w:rPr>
+        <w:t xml:space="preserve"> Control</w:t>
+      </w:r>
+    </w:p>
+    <w:p>
+      <w:pPr>
+        <w:pStyle w:val="ListParagraph"/>
+        <w:numPr>
+          <w:ilvl w:val="0"/>
+          <w:numId w:val="16"/>
+        </w:numPr>
+        <w:rPr>
+          <w:b/>
+          <w:bCs/>
+          <w:sz w:val="24"/>
+          <w:szCs w:val="24"/>
+        </w:rPr>
+      </w:pPr>
+      <w:r>
+        <w:rPr>
+          <w:sz w:val="24"/>
+          <w:szCs w:val="24"/>
+        </w:rPr>
+        <w:t>Guest users will have restricted access to the data and therefore will be only to read the data stored in the database</w:t>
+      </w:r>
+      <w:r>
+        <w:rPr>
+          <w:sz w:val="24"/>
+          <w:szCs w:val="24"/>
+        </w:rPr>
+        <w:t>. This will prevent any modifications being made by guest users.</w:t>
+      </w:r>
+    </w:p>
+    <w:p>
+      <w:pPr>
+        <w:pStyle w:val="ListParagraph"/>
+        <w:numPr>
+          <w:ilvl w:val="0"/>
+          <w:numId w:val="16"/>
+        </w:numPr>
+        <w:rPr>
+          <w:b/>
+          <w:bCs/>
+          <w:sz w:val="24"/>
+          <w:szCs w:val="24"/>
+        </w:rPr>
+      </w:pPr>
+      <w:r>
+        <w:rPr>
+          <w:sz w:val="24"/>
+          <w:szCs w:val="24"/>
+        </w:rPr>
+        <w:t xml:space="preserve">Admin users will have unrestricted </w:t>
+      </w:r>
+      <w:r>
+        <w:rPr>
+          <w:sz w:val="24"/>
+          <w:szCs w:val="24"/>
+        </w:rPr>
+        <w:t>access to the database, allowing them to make any modifications as well as manage user access.</w:t>
+      </w:r>
+    </w:p>
+    <w:p>
+      <w:pPr>
+        <w:spacing w:before="100" w:beforeAutospacing="1" w:after="100" w:afterAutospacing="1" w:line="240" w:lineRule="auto"/>
+        <w:rPr>
+          <w:b/>
+          <w:bCs/>
+          <w:sz w:val="24"/>
+          <w:szCs w:val="24"/>
+        </w:rPr>
+      </w:pPr>
+      <w:r>
+        <w:rPr>
+          <w:b/>
+          <w:bCs/>
+          <w:sz w:val="24"/>
+          <w:szCs w:val="24"/>
+        </w:rPr>
+        <w:t>Non-functional requirements</w:t>
+      </w:r>
+    </w:p>
+    <w:p>
+      <w:pPr>
+        <w:spacing w:before="100" w:beforeAutospacing="1" w:after="100" w:afterAutospacing="1" w:line="240" w:lineRule="auto"/>
+        <w:rPr>
+          <w:sz w:val="24"/>
+          <w:szCs w:val="24"/>
+        </w:rPr>
+      </w:pPr>
+      <w:r>
+        <w:rPr>
+          <w:b/>
+          <w:bCs/>
+          <w:sz w:val="24"/>
+          <w:szCs w:val="24"/>
+        </w:rPr>
+        <w:t>Usability</w:t>
+      </w:r>
+      <w:r>
+        <w:rPr>
+          <w:b/>
+          <w:bCs/>
+          <w:sz w:val="24"/>
+          <w:szCs w:val="24"/>
+        </w:rPr>
+        <w:t xml:space="preserve"> – </w:t>
+      </w:r>
+      <w:r>
+        <w:rPr>
+          <w:sz w:val="24"/>
+          <w:szCs w:val="24"/>
+        </w:rPr>
+        <w:t xml:space="preserve">The web interface should be easy to use as the target audience is </w:t>
+      </w:r>
+      <w:r>
+        <w:rPr>
+          <w:sz w:val="24"/>
+          <w:szCs w:val="24"/>
+        </w:rPr>
+        <w:t>the age of 70+.</w:t>
+      </w:r>
+      <w:r>
+        <w:rPr>
+          <w:sz w:val="24"/>
+          <w:szCs w:val="24"/>
+        </w:rPr>
+        <w:t xml:space="preserve"> Should include forms and search capabilities. </w:t>
+      </w:r>
+    </w:p>
+    <w:p>
+      <w:pPr>
+        <w:spacing w:before="100" w:beforeAutospacing="1" w:after="100" w:afterAutospacing="1" w:line="240" w:lineRule="auto"/>
+        <w:rPr>
+          <w:sz w:val="24"/>
+          <w:szCs w:val="24"/>
+        </w:rPr>
+      </w:pPr>
+      <w:r>
+        <w:rPr>
+          <w:b/>
+          <w:bCs/>
+          <w:sz w:val="24"/>
+          <w:szCs w:val="24"/>
+        </w:rPr>
+        <w:t>Performance</w:t>
+      </w:r>
+      <w:r>
+        <w:rPr>
+          <w:b/>
+          <w:bCs/>
+          <w:sz w:val="24"/>
+          <w:szCs w:val="24"/>
+        </w:rPr>
+        <w:t xml:space="preserve"> – </w:t>
+      </w:r>
+      <w:r>
+        <w:rPr>
+          <w:sz w:val="24"/>
+          <w:szCs w:val="24"/>
+        </w:rPr>
+        <w:t>The system should load up quickly and efficiently allowing for seamless data interaction</w:t>
+      </w:r>
+    </w:p>
+    <w:p>
+      <w:pPr>
+        <w:spacing w:before="100" w:beforeAutospacing="1" w:after="100" w:afterAutospacing="1" w:line="240" w:lineRule="auto"/>
+        <w:rPr>
+          <w:rFonts w:cstheme="minorHAnsi"/>
+          <w:sz w:val="24"/>
+          <w:szCs w:val="24"/>
+        </w:rPr>
+      </w:pPr>
+      <w:r>
+        <w:rPr>
+          <w:rFonts w:cstheme="minorHAnsi"/>
+          <w:b/>
+          <w:bCs/>
+          <w:sz w:val="24"/>
+          <w:szCs w:val="24"/>
+        </w:rPr>
+        <w:t>Compatibility</w:t>
+      </w:r>
+      <w:r>
+        <w:rPr>
+          <w:rFonts w:cstheme="minorHAnsi"/>
+          <w:b/>
+          <w:bCs/>
+          <w:sz w:val="24"/>
+          <w:szCs w:val="24"/>
+        </w:rPr>
+        <w:t xml:space="preserve"> </w:t>
+      </w:r>
+      <w:r>
+        <w:rPr>
+          <w:rFonts w:cstheme="minorHAnsi"/>
+          <w:b/>
+          <w:bCs/>
+          <w:sz w:val="24"/>
+          <w:szCs w:val="24"/>
+        </w:rPr>
+        <w:t>–</w:t>
+      </w:r>
+      <w:r>
+        <w:rPr>
+          <w:rFonts w:cstheme="minorHAnsi"/>
+          <w:b/>
+          <w:bCs/>
+          <w:sz w:val="24"/>
+          <w:szCs w:val="24"/>
+        </w:rPr>
+        <w:t xml:space="preserve"> </w:t>
+      </w:r>
+      <w:r>
+        <w:rPr>
+          <w:rFonts w:cstheme="minorHAnsi"/>
+          <w:sz w:val="24"/>
+          <w:szCs w:val="24"/>
+        </w:rPr>
+        <w:t>The website must be able to run on a desktop Computer or laptop.</w:t>
+      </w:r>
+    </w:p>
+    <w:p>
+      <w:pPr>
+        <w:spacing w:before="100" w:beforeAutospacing="1" w:after="100" w:afterAutospacing="1" w:line="240" w:lineRule="auto"/>
+        <w:rPr>
+          <w:rFonts w:cstheme="minorHAnsi"/>
+          <w:b/>
+          <w:bCs/>
+          <w:sz w:val="24"/>
+          <w:szCs w:val="24"/>
+        </w:rPr>
+      </w:pPr>
+      <w:r>
+        <w:rPr>
+          <w:rFonts w:cstheme="minorHAnsi"/>
+          <w:b/>
+          <w:bCs/>
+          <w:sz w:val="24"/>
+          <w:szCs w:val="24"/>
+        </w:rPr>
+        <w:t xml:space="preserve">Reliability </w:t>
+      </w:r>
+      <w:r>
+        <w:rPr>
+          <w:rFonts w:cstheme="minorHAnsi"/>
+          <w:sz w:val="24"/>
+          <w:szCs w:val="24"/>
+        </w:rPr>
+        <w:t>– The website must ensure data integrity at any given time and must not result in data loss during modifications made by admin users</w:t>
+      </w:r>
+      <w:r>
+        <w:rPr>
+          <w:rFonts w:cstheme="minorHAnsi"/>
+          <w:b/>
+          <w:bCs/>
+          <w:sz w:val="24"/>
+          <w:szCs w:val="24"/>
+        </w:rPr>
+        <w:t xml:space="preserve">. </w:t>
+      </w:r>
+    </w:p>
+    <w:p>
+      <w:pPr>
+        <w:spacing w:before="100" w:beforeAutospacing="1" w:after="100" w:afterAutospacing="1" w:line="240" w:lineRule="auto"/>
+        <w:rPr>
+          <w:rFonts w:cstheme="minorHAnsi"/>
+          <w:b/>
+          <w:bCs/>
+          <w:sz w:val="24"/>
+          <w:szCs w:val="24"/>
+        </w:rPr>
+      </w:pPr>
+      <w:r>
+        <w:rPr>
+          <w:rFonts w:cstheme="minorHAnsi"/>
+          <w:b/>
+          <w:bCs/>
+          <w:sz w:val="24"/>
+          <w:szCs w:val="24"/>
+        </w:rPr>
+        <w:t>Database and interface requirements</w:t>
+      </w:r>
+    </w:p>
+    <w:p>
+      <w:pPr>
+        <w:spacing w:before="100" w:beforeAutospacing="1" w:after="100" w:afterAutospacing="1" w:line="240" w:lineRule="auto"/>
+        <w:rPr>
+          <w:rFonts w:cstheme="minorHAnsi"/>
+          <w:b/>
+          <w:bCs/>
+          <w:sz w:val="24"/>
+          <w:szCs w:val="24"/>
+        </w:rPr>
+      </w:pPr>
+      <w:r>
+        <w:rPr>
+          <w:rFonts w:cstheme="minorHAnsi"/>
+          <w:b/>
+          <w:bCs/>
+          <w:sz w:val="24"/>
+          <w:szCs w:val="24"/>
+        </w:rPr>
+        <w:t>Web interface design</w:t>
+      </w:r>
+    </w:p>
+    <w:p>
+      <w:pPr>
+        <w:pStyle w:val="ListParagraph"/>
+        <w:numPr>
+          <w:ilvl w:val="0"/>
+          <w:numId w:val="23"/>
         </w:numPr>
         <w:spacing w:before="100" w:beforeAutospacing="1" w:after="100" w:afterAutospacing="1" w:line="240" w:lineRule="auto"/>
-      </w:pPr>
-      <w:r>
-        <w:t>Names of individuals who served in WW1, including both military and war-related occupations.</w:t>
-      </w:r>
-    </w:p>
-    <w:p>
-      <w:pPr>
+        <w:rPr>
+          <w:rFonts w:cstheme="minorHAnsi"/>
+          <w:sz w:val="24"/>
+          <w:szCs w:val="24"/>
+        </w:rPr>
+      </w:pPr>
+      <w:r>
+        <w:rPr>
+          <w:rFonts w:cstheme="minorHAnsi"/>
+          <w:sz w:val="24"/>
+          <w:szCs w:val="24"/>
+        </w:rPr>
+        <w:t>Writing will be big and clear enough to ensure the target audience of 70+ can read it without any issues</w:t>
+      </w:r>
+      <w:r>
+        <w:rPr>
+          <w:rFonts w:cstheme="minorHAnsi"/>
+          <w:sz w:val="24"/>
+          <w:szCs w:val="24"/>
+        </w:rPr>
+        <w:t>.</w:t>
+      </w:r>
+    </w:p>
+    <w:p>
+      <w:pPr>
+        <w:pStyle w:val="ListParagraph"/>
         <w:numPr>
-          <w:ilvl w:val="1"/>
-          <w:numId w:val="6"/>
+          <w:ilvl w:val="0"/>
+          <w:numId w:val="23"/>
         </w:numPr>
         <w:spacing w:before="100" w:beforeAutospacing="1" w:after="100" w:afterAutospacing="1" w:line="240" w:lineRule="auto"/>
-      </w:pPr>
-      <w:r>
-        <w:t>Information about individuals buried in Bradford.</w:t>
-      </w:r>
-    </w:p>
-    <w:p>
-      <w:pPr>
+        <w:rPr>
+          <w:rFonts w:cstheme="minorHAnsi"/>
+          <w:sz w:val="24"/>
+          <w:szCs w:val="24"/>
+        </w:rPr>
+      </w:pPr>
+      <w:r>
+        <w:rPr>
+          <w:rFonts w:cstheme="minorHAnsi"/>
+          <w:sz w:val="24"/>
+          <w:szCs w:val="24"/>
+        </w:rPr>
+        <w:t>Web interface will be created by using CSS, HTML</w:t>
+      </w:r>
+      <w:r>
+        <w:rPr>
+          <w:rFonts w:cstheme="minorHAnsi"/>
+          <w:sz w:val="24"/>
+          <w:szCs w:val="24"/>
+        </w:rPr>
+        <w:t>, JavaScript and PHP.</w:t>
+      </w:r>
+    </w:p>
+    <w:p>
+      <w:pPr>
+        <w:pStyle w:val="ListParagraph"/>
         <w:numPr>
-          <w:ilvl w:val="1"/>
-          <w:numId w:val="6"/>
+          <w:ilvl w:val="0"/>
+          <w:numId w:val="23"/>
         </w:numPr>
         <w:spacing w:before="100" w:beforeAutospacing="1" w:after="100" w:afterAutospacing="1" w:line="240" w:lineRule="auto"/>
-      </w:pPr>
-      <w:r>
-        <w:t>Names recorded on Bradford Memorials.</w:t>
-      </w:r>
-    </w:p>
-    <w:p>
-      <w:pPr>
+        <w:rPr>
+          <w:rFonts w:cstheme="minorHAnsi"/>
+          <w:sz w:val="24"/>
+          <w:szCs w:val="24"/>
+        </w:rPr>
+      </w:pPr>
+      <w:r>
+        <w:rPr>
+          <w:rFonts w:cstheme="minorHAnsi"/>
+          <w:sz w:val="24"/>
+          <w:szCs w:val="24"/>
+        </w:rPr>
+        <w:t>Must occupy 100% of the screen, this includes any pictures used or forms.</w:t>
+      </w:r>
+    </w:p>
+    <w:p>
+      <w:pPr>
+        <w:spacing w:before="100" w:beforeAutospacing="1" w:after="100" w:afterAutospacing="1" w:line="240" w:lineRule="auto"/>
+        <w:rPr>
+          <w:rFonts w:cstheme="minorHAnsi"/>
+          <w:b/>
+          <w:bCs/>
+          <w:sz w:val="24"/>
+          <w:szCs w:val="24"/>
+        </w:rPr>
+      </w:pPr>
+      <w:r>
+        <w:rPr>
+          <w:rFonts w:cstheme="minorHAnsi"/>
+          <w:b/>
+          <w:bCs/>
+          <w:sz w:val="24"/>
+          <w:szCs w:val="24"/>
+        </w:rPr>
+        <w:t>Database hosting</w:t>
+      </w:r>
+    </w:p>
+    <w:p>
+      <w:pPr>
+        <w:pStyle w:val="ListParagraph"/>
         <w:numPr>
-          <w:ilvl w:val="1"/>
-          <w:numId w:val="6"/>
+          <w:ilvl w:val="0"/>
+          <w:numId w:val="24"/>
         </w:numPr>
         <w:spacing w:before="100" w:beforeAutospacing="1" w:after="100" w:afterAutospacing="1" w:line="240" w:lineRule="auto"/>
-      </w:pPr>
-      <w:r>
-        <w:t>Newspaper references and associated data.</w:t>
-      </w:r>
-    </w:p>
-    <w:p>
-      <w:pPr>
+        <w:rPr>
+          <w:rFonts w:cstheme="minorHAnsi"/>
+          <w:sz w:val="24"/>
+          <w:szCs w:val="24"/>
+        </w:rPr>
+      </w:pPr>
+      <w:r>
+        <w:rPr>
+          <w:rFonts w:cstheme="minorHAnsi"/>
+          <w:sz w:val="24"/>
+          <w:szCs w:val="24"/>
+        </w:rPr>
+        <w:t>Database will be hosted on a laptop or desktop computer</w:t>
+      </w:r>
+    </w:p>
+    <w:p>
+      <w:pPr>
+        <w:pStyle w:val="ListParagraph"/>
         <w:numPr>
-          <w:ilvl w:val="1"/>
-          <w:numId w:val="6"/>
+          <w:ilvl w:val="0"/>
+          <w:numId w:val="24"/>
         </w:numPr>
         <w:spacing w:before="100" w:beforeAutospacing="1" w:after="100" w:afterAutospacing="1" w:line="240" w:lineRule="auto"/>
-      </w:pPr>
-      <w:r>
-        <w:t>Biographical information (including text and media such as Word documents, photos, etc.).</w:t>
-      </w:r>
-    </w:p>
-    <w:p>
-      <w:pPr>
-        <w:pStyle w:val="NormalWeb"/>
+        <w:rPr>
+          <w:rFonts w:cstheme="minorHAnsi"/>
+          <w:sz w:val="24"/>
+          <w:szCs w:val="24"/>
+        </w:rPr>
+      </w:pPr>
+      <w:r>
+        <w:rPr>
+          <w:rFonts w:cstheme="minorHAnsi"/>
+          <w:sz w:val="24"/>
+          <w:szCs w:val="24"/>
+        </w:rPr>
+        <w:t>Database must be locally hosted</w:t>
+      </w:r>
+    </w:p>
+    <w:p>
+      <w:pPr>
+        <w:pStyle w:val="ListParagraph"/>
         <w:numPr>
           <w:ilvl w:val="0"/>
-          <w:numId w:val="6"/>
+          <w:numId w:val="24"/>
         </w:numPr>
-      </w:pPr>
-      <w:r>
-        <w:rPr>
-          <w:rStyle w:val="Strong"/>
-        </w:rPr>
-        <w:t>SQL Database</w:t>
-      </w:r>
-      <w:r>
-        <w:t>: The database will be created using SQL, ensuring secure, efficient, and organized data storage.</w:t>
-      </w:r>
-    </w:p>
-    <w:p>
-      <w:pPr>
-        <w:pStyle w:val="NormalWeb"/>
+        <w:spacing w:before="100" w:beforeAutospacing="1" w:after="100" w:afterAutospacing="1" w:line="240" w:lineRule="auto"/>
+        <w:rPr>
+          <w:rFonts w:cstheme="minorHAnsi"/>
+          <w:sz w:val="24"/>
+          <w:szCs w:val="24"/>
+        </w:rPr>
+      </w:pPr>
+      <w:r>
+        <w:rPr>
+          <w:rFonts w:cstheme="minorHAnsi"/>
+          <w:sz w:val="24"/>
+          <w:szCs w:val="24"/>
+        </w:rPr>
+        <w:t>Database server will be a SQL based system</w:t>
+      </w:r>
+    </w:p>
+    <w:p>
+      <w:pPr>
+        <w:spacing w:before="100" w:beforeAutospacing="1" w:after="100" w:afterAutospacing="1" w:line="240" w:lineRule="auto"/>
+        <w:rPr>
+          <w:rFonts w:cstheme="minorHAnsi"/>
+          <w:b/>
+          <w:bCs/>
+          <w:sz w:val="24"/>
+          <w:szCs w:val="24"/>
+        </w:rPr>
+      </w:pPr>
+      <w:r>
+        <w:rPr>
+          <w:rFonts w:cstheme="minorHAnsi"/>
+          <w:b/>
+          <w:bCs/>
+          <w:sz w:val="24"/>
+          <w:szCs w:val="24"/>
+        </w:rPr>
+        <w:t>U</w:t>
+      </w:r>
+      <w:r>
+        <w:rPr>
+          <w:rFonts w:cstheme="minorHAnsi"/>
+          <w:b/>
+          <w:bCs/>
+          <w:sz w:val="24"/>
+          <w:szCs w:val="24"/>
+        </w:rPr>
+        <w:t>ser Manual</w:t>
+      </w:r>
+    </w:p>
+    <w:p>
+      <w:pPr>
+        <w:spacing w:before="100" w:beforeAutospacing="1" w:after="100" w:afterAutospacing="1" w:line="240" w:lineRule="auto"/>
+        <w:rPr>
+          <w:rFonts w:cstheme="minorHAnsi"/>
+          <w:sz w:val="24"/>
+          <w:szCs w:val="24"/>
+        </w:rPr>
+      </w:pPr>
+      <w:r>
+        <w:rPr>
+          <w:rFonts w:cstheme="minorHAnsi"/>
+          <w:sz w:val="24"/>
+          <w:szCs w:val="24"/>
+        </w:rPr>
+        <w:lastRenderedPageBreak/>
+        <w:t>A user manual will be provid</w:t>
+      </w:r>
+      <w:r>
+        <w:rPr>
+          <w:rFonts w:cstheme="minorHAnsi"/>
+          <w:sz w:val="24"/>
+          <w:szCs w:val="24"/>
+        </w:rPr>
+        <w:t xml:space="preserve">ed which will provide information regarding on how to use the website and will include any passwords </w:t>
+      </w:r>
+      <w:r>
+        <w:rPr>
+          <w:rFonts w:cstheme="minorHAnsi"/>
+          <w:sz w:val="24"/>
+          <w:szCs w:val="24"/>
+        </w:rPr>
+        <w:t>that may be needed. It will include:</w:t>
+      </w:r>
+    </w:p>
+    <w:p>
+      <w:pPr>
+        <w:pStyle w:val="ListParagraph"/>
         <w:numPr>
           <w:ilvl w:val="0"/>
-          <w:numId w:val="6"/>
-        </w:numPr>
-      </w:pPr>
-      <w:r>
-        <w:rPr>
-          <w:rStyle w:val="Strong"/>
-        </w:rPr>
-        <w:t>Data Relationships</w:t>
-      </w:r>
-      <w:r>
-        <w:t>: The data will be structured with relationships between records, for example:</w:t>
-      </w:r>
-    </w:p>
-    <w:p>
-      <w:pPr>
-        <w:numPr>
-          <w:ilvl w:val="1"/>
-          <w:numId w:val="6"/>
+          <w:numId w:val="26"/>
         </w:numPr>
         <w:spacing w:before="100" w:beforeAutospacing="1" w:after="100" w:afterAutospacing="1" w:line="240" w:lineRule="auto"/>
-      </w:pPr>
-      <w:r>
-        <w:t>Individuals’ records may link to memorials, burial sites, newspaper articles, and biographical details.</w:t>
-      </w:r>
-    </w:p>
-    <w:p>
-      <w:pPr>
-        <w:pStyle w:val="Heading4"/>
-      </w:pPr>
-      <w:r>
-        <w:t>5.3 Security</w:t>
-      </w:r>
-    </w:p>
-    <w:p>
-      <w:pPr>
+        <w:rPr>
+          <w:rFonts w:cstheme="minorHAnsi"/>
+          <w:sz w:val="24"/>
+          <w:szCs w:val="24"/>
+        </w:rPr>
+      </w:pPr>
+      <w:r>
+        <w:rPr>
+          <w:rFonts w:cstheme="minorHAnsi"/>
+          <w:sz w:val="24"/>
+          <w:szCs w:val="24"/>
+        </w:rPr>
+        <w:t xml:space="preserve">Instructions on searching for records, adding or updating the database and </w:t>
+      </w:r>
+      <w:r>
+        <w:rPr>
+          <w:rFonts w:cstheme="minorHAnsi"/>
+          <w:sz w:val="24"/>
+          <w:szCs w:val="24"/>
+        </w:rPr>
+        <w:t>logging in</w:t>
+      </w:r>
+    </w:p>
+    <w:p>
+      <w:pPr>
+        <w:pStyle w:val="ListParagraph"/>
         <w:numPr>
           <w:ilvl w:val="0"/>
-          <w:numId w:val="8"/>
+          <w:numId w:val="26"/>
         </w:numPr>
         <w:spacing w:before="100" w:beforeAutospacing="1" w:after="100" w:afterAutospacing="1" w:line="240" w:lineRule="auto"/>
-      </w:pPr>
-      <w:r>
-        <w:rPr>
-          <w:rStyle w:val="Strong"/>
-        </w:rPr>
-        <w:t>Password Security</w:t>
-      </w:r>
-      <w:r>
-        <w:t>:</w:t>
-      </w:r>
-    </w:p>
-    <w:p>
-      <w:pPr>
+        <w:rPr>
+          <w:rFonts w:cstheme="minorHAnsi"/>
+          <w:sz w:val="24"/>
+          <w:szCs w:val="24"/>
+        </w:rPr>
+      </w:pPr>
+      <w:r>
+        <w:rPr>
+          <w:rFonts w:cstheme="minorHAnsi"/>
+          <w:sz w:val="24"/>
+          <w:szCs w:val="24"/>
+        </w:rPr>
+        <w:t>Instructions for how the admin can use the website</w:t>
+      </w:r>
+    </w:p>
+    <w:p>
+      <w:pPr>
+        <w:spacing w:before="100" w:beforeAutospacing="1" w:after="100" w:afterAutospacing="1" w:line="240" w:lineRule="auto"/>
+        <w:ind w:left="360"/>
+        <w:rPr>
+          <w:rFonts w:cstheme="minorHAnsi"/>
+          <w:b/>
+          <w:bCs/>
+          <w:sz w:val="24"/>
+          <w:szCs w:val="24"/>
+        </w:rPr>
+      </w:pPr>
+      <w:r>
+        <w:rPr>
+          <w:rFonts w:cstheme="minorHAnsi"/>
+          <w:b/>
+          <w:bCs/>
+          <w:sz w:val="24"/>
+          <w:szCs w:val="24"/>
+        </w:rPr>
+        <w:t>System Testing</w:t>
+      </w:r>
+    </w:p>
+    <w:p>
+      <w:pPr>
+        <w:pStyle w:val="ListParagraph"/>
         <w:numPr>
-          <w:ilvl w:val="1"/>
-          <w:numId w:val="8"/>
+          <w:ilvl w:val="0"/>
+          <w:numId w:val="29"/>
         </w:numPr>
         <w:spacing w:before="100" w:beforeAutospacing="1" w:after="100" w:afterAutospacing="1" w:line="240" w:lineRule="auto"/>
-      </w:pPr>
-      <w:r>
-        <w:t>Admin and guest accounts will require passwords to access the system.</w:t>
-      </w:r>
-    </w:p>
-    <w:p>
-      <w:pPr>
+        <w:rPr>
+          <w:rFonts w:cstheme="minorHAnsi"/>
+          <w:b/>
+          <w:bCs/>
+          <w:sz w:val="24"/>
+          <w:szCs w:val="24"/>
+        </w:rPr>
+      </w:pPr>
+      <w:r>
+        <w:rPr>
+          <w:rFonts w:cstheme="minorHAnsi"/>
+          <w:b/>
+          <w:bCs/>
+          <w:sz w:val="24"/>
+          <w:szCs w:val="24"/>
+        </w:rPr>
+        <w:t xml:space="preserve">Integration testing – </w:t>
+      </w:r>
+      <w:r>
+        <w:rPr>
+          <w:rFonts w:cstheme="minorHAnsi"/>
+          <w:sz w:val="24"/>
+          <w:szCs w:val="24"/>
+        </w:rPr>
+        <w:t xml:space="preserve">After unit </w:t>
+      </w:r>
+      <w:r>
+        <w:rPr>
+          <w:rFonts w:cstheme="minorHAnsi"/>
+          <w:sz w:val="24"/>
+          <w:szCs w:val="24"/>
+        </w:rPr>
+        <w:t>testing,</w:t>
+      </w:r>
+      <w:r>
+        <w:rPr>
+          <w:rFonts w:cstheme="minorHAnsi"/>
+          <w:sz w:val="24"/>
+          <w:szCs w:val="24"/>
+        </w:rPr>
+        <w:t xml:space="preserve"> the system will be tested for data integrity, access control and overall functionality.</w:t>
+      </w:r>
+    </w:p>
+    <w:p>
+      <w:pPr>
+        <w:pStyle w:val="ListParagraph"/>
         <w:numPr>
-          <w:ilvl w:val="1"/>
-          <w:numId w:val="8"/>
+          <w:ilvl w:val="0"/>
+          <w:numId w:val="29"/>
         </w:numPr>
         <w:spacing w:before="100" w:beforeAutospacing="1" w:after="100" w:afterAutospacing="1" w:line="240" w:lineRule="auto"/>
-      </w:pPr>
-      <w:r>
-        <w:t>Admin access will have full control over the database, including adding and managing records and exporting data.</w:t>
+        <w:rPr>
+          <w:rFonts w:cstheme="minorHAnsi"/>
+          <w:b/>
+          <w:bCs/>
+          <w:sz w:val="24"/>
+          <w:szCs w:val="24"/>
+        </w:rPr>
+      </w:pPr>
+      <w:r>
+        <w:rPr>
+          <w:rFonts w:cstheme="minorHAnsi"/>
+          <w:b/>
+          <w:bCs/>
+          <w:sz w:val="24"/>
+          <w:szCs w:val="24"/>
+        </w:rPr>
+        <w:t xml:space="preserve">Unit testing </w:t>
+      </w:r>
+      <w:r>
+        <w:rPr>
+          <w:rFonts w:cstheme="minorHAnsi"/>
+          <w:b/>
+          <w:bCs/>
+          <w:sz w:val="24"/>
+          <w:szCs w:val="24"/>
+        </w:rPr>
+        <w:t>–</w:t>
+      </w:r>
+      <w:r>
+        <w:rPr>
+          <w:rFonts w:cstheme="minorHAnsi"/>
+          <w:b/>
+          <w:bCs/>
+          <w:sz w:val="24"/>
+          <w:szCs w:val="24"/>
+        </w:rPr>
+        <w:t xml:space="preserve"> </w:t>
+      </w:r>
+      <w:r>
+        <w:rPr>
+          <w:rFonts w:cstheme="minorHAnsi"/>
+          <w:sz w:val="24"/>
+          <w:szCs w:val="24"/>
+        </w:rPr>
+        <w:t>Each feature of the website will be tested</w:t>
+      </w:r>
+      <w:r>
+        <w:rPr>
+          <w:rFonts w:cstheme="minorHAnsi"/>
+          <w:b/>
+          <w:bCs/>
+          <w:sz w:val="24"/>
+          <w:szCs w:val="24"/>
+        </w:rPr>
+        <w:t xml:space="preserve">. </w:t>
+      </w:r>
+      <w:r>
+        <w:rPr>
+          <w:rFonts w:cstheme="minorHAnsi"/>
+          <w:sz w:val="24"/>
+          <w:szCs w:val="24"/>
+        </w:rPr>
+        <w:t xml:space="preserve">This will </w:t>
+      </w:r>
+      <w:r>
+        <w:rPr>
+          <w:rFonts w:cstheme="minorHAnsi"/>
+          <w:sz w:val="24"/>
+          <w:szCs w:val="24"/>
+        </w:rPr>
+        <w:t>include</w:t>
+      </w:r>
+      <w:r>
+        <w:rPr>
+          <w:rFonts w:cstheme="minorHAnsi"/>
+          <w:sz w:val="24"/>
+          <w:szCs w:val="24"/>
+        </w:rPr>
+        <w:t xml:space="preserve"> searching, </w:t>
+      </w:r>
+      <w:r>
+        <w:rPr>
+          <w:rFonts w:cstheme="minorHAnsi"/>
+          <w:sz w:val="24"/>
+          <w:szCs w:val="24"/>
+        </w:rPr>
+        <w:t>adding, updating</w:t>
+      </w:r>
+      <w:r>
+        <w:rPr>
+          <w:rFonts w:cstheme="minorHAnsi"/>
+          <w:sz w:val="24"/>
+          <w:szCs w:val="24"/>
+        </w:rPr>
+        <w:t xml:space="preserve"> and deleting record</w:t>
+      </w:r>
+      <w:r>
+        <w:rPr>
+          <w:rFonts w:cstheme="minorHAnsi"/>
+          <w:sz w:val="24"/>
+          <w:szCs w:val="24"/>
+        </w:rPr>
+        <w:t>.</w:t>
+      </w:r>
+    </w:p>
+    <w:p>
+      <w:pPr>
+        <w:spacing w:before="100" w:beforeAutospacing="1" w:after="100" w:afterAutospacing="1" w:line="240" w:lineRule="auto"/>
+        <w:rPr>
+          <w:rFonts w:cstheme="minorHAnsi"/>
+          <w:b/>
+          <w:bCs/>
+          <w:sz w:val="24"/>
+          <w:szCs w:val="24"/>
+        </w:rPr>
+      </w:pPr>
+      <w:r>
+        <w:rPr>
+          <w:rFonts w:cstheme="minorHAnsi"/>
+          <w:b/>
+          <w:bCs/>
+          <w:sz w:val="24"/>
+          <w:szCs w:val="24"/>
+        </w:rPr>
+        <w:t>Deliverables</w:t>
       </w:r>
     </w:p>
     <w:p>
       <w:pPr>
         <w:numPr>
-          <w:ilvl w:val="1"/>
-          <w:numId w:val="8"/>
+          <w:ilvl w:val="0"/>
+          <w:numId w:val="28"/>
         </w:numPr>
         <w:spacing w:before="100" w:beforeAutospacing="1" w:after="100" w:afterAutospacing="1" w:line="240" w:lineRule="auto"/>
-      </w:pPr>
-      <w:r>
-        <w:t>Guest access will only allow users to view the data without editing or exporting it.</w:t>
+        <w:rPr>
+          <w:color w:val="000000"/>
+          <w:sz w:val="24"/>
+          <w:szCs w:val="24"/>
+        </w:rPr>
+      </w:pPr>
+      <w:r>
+        <w:rPr>
+          <w:rStyle w:val="Strong"/>
+          <w:color w:val="000000"/>
+          <w:sz w:val="24"/>
+          <w:szCs w:val="24"/>
+        </w:rPr>
+        <w:t>SQL Database</w:t>
+      </w:r>
+      <w:r>
+        <w:rPr>
+          <w:color w:val="000000"/>
+          <w:sz w:val="24"/>
+          <w:szCs w:val="24"/>
+        </w:rPr>
+        <w:t>: A populated database containing the five spreadsheets.</w:t>
       </w:r>
     </w:p>
     <w:p>
       <w:pPr>
         <w:numPr>
           <w:ilvl w:val="0"/>
-          <w:numId w:val="8"/>
+          <w:numId w:val="28"/>
         </w:numPr>
         <w:spacing w:before="100" w:beforeAutospacing="1" w:after="100" w:afterAutospacing="1" w:line="240" w:lineRule="auto"/>
+        <w:rPr>
+          <w:color w:val="000000"/>
+          <w:sz w:val="24"/>
+          <w:szCs w:val="24"/>
+        </w:rPr>
       </w:pPr>
       <w:r>
         <w:rPr>
           <w:rStyle w:val="Strong"/>
-        </w:rPr>
-        <w:lastRenderedPageBreak/>
-        <w:t>Role-based Access Control (RBAC)</w:t>
-      </w:r>
-      <w:r>
-        <w:t>:</w:t>
+          <w:color w:val="000000"/>
+          <w:sz w:val="24"/>
+          <w:szCs w:val="24"/>
+        </w:rPr>
+        <w:t>Web Interface</w:t>
+      </w:r>
+      <w:r>
+        <w:rPr>
+          <w:color w:val="000000"/>
+          <w:sz w:val="24"/>
+          <w:szCs w:val="24"/>
+        </w:rPr>
+        <w:t>: An easy-to-use for interacting with the database</w:t>
+      </w:r>
+      <w:r>
+        <w:rPr>
+          <w:color w:val="000000"/>
+          <w:sz w:val="24"/>
+          <w:szCs w:val="24"/>
+        </w:rPr>
+        <w:t>, which will also be pleasing to the eye</w:t>
+      </w:r>
+      <w:r>
+        <w:rPr>
+          <w:color w:val="000000"/>
+          <w:sz w:val="24"/>
+          <w:szCs w:val="24"/>
+        </w:rPr>
+        <w:t>.</w:t>
       </w:r>
     </w:p>
     <w:p>
       <w:pPr>
         <w:numPr>
-          <w:ilvl w:val="1"/>
-          <w:numId w:val="8"/>
+          <w:ilvl w:val="0"/>
+          <w:numId w:val="28"/>
         </w:numPr>
         <w:spacing w:before="100" w:beforeAutospacing="1" w:after="100" w:afterAutospacing="1" w:line="240" w:lineRule="auto"/>
-      </w:pPr>
-      <w:r>
-        <w:t>Admin users will have full access to the system, including the ability to modify, delete, and add new data, as well as manage user access and system configuration.</w:t>
+        <w:rPr>
+          <w:color w:val="000000"/>
+          <w:sz w:val="24"/>
+          <w:szCs w:val="24"/>
+        </w:rPr>
+      </w:pPr>
+      <w:r>
+        <w:rPr>
+          <w:rStyle w:val="Strong"/>
+          <w:color w:val="000000"/>
+          <w:sz w:val="24"/>
+          <w:szCs w:val="24"/>
+        </w:rPr>
+        <w:t>User Manual</w:t>
+      </w:r>
+      <w:r>
+        <w:rPr>
+          <w:color w:val="000000"/>
+          <w:sz w:val="24"/>
+          <w:szCs w:val="24"/>
+        </w:rPr>
+        <w:t>: A guide for using and administering the system.</w:t>
       </w:r>
     </w:p>
     <w:p>
       <w:pPr>
         <w:numPr>
-          <w:ilvl w:val="1"/>
-          <w:numId w:val="8"/>
+          <w:ilvl w:val="0"/>
+          <w:numId w:val="28"/>
         </w:numPr>
         <w:spacing w:before="100" w:beforeAutospacing="1" w:after="100" w:afterAutospacing="1" w:line="240" w:lineRule="auto"/>
-      </w:pPr>
-      <w:r>
-        <w:t>Guest users will have read-only access to the data, preventing any modifications or exports.</w:t>
-      </w:r>
-    </w:p>
-    <w:p>
-      <w:pPr>
+        <w:rPr>
+          <w:color w:val="000000"/>
+          <w:sz w:val="24"/>
+          <w:szCs w:val="24"/>
+        </w:rPr>
+      </w:pPr>
+      <w:r>
+        <w:rPr>
+          <w:rStyle w:val="Strong"/>
+          <w:color w:val="000000"/>
+          <w:sz w:val="24"/>
+          <w:szCs w:val="24"/>
+        </w:rPr>
+        <w:t>Role base access</w:t>
+      </w:r>
+      <w:r>
+        <w:t>:</w:t>
+      </w:r>
+      <w:r>
+        <w:rPr>
+          <w:color w:val="000000"/>
+          <w:sz w:val="24"/>
+          <w:szCs w:val="24"/>
+        </w:rPr>
+        <w:t xml:space="preserve"> </w:t>
+      </w:r>
+      <w:r>
+        <w:rPr>
+          <w:rFonts w:cstheme="minorHAnsi"/>
+          <w:color w:val="000000"/>
+          <w:sz w:val="24"/>
+          <w:szCs w:val="24"/>
+        </w:rPr>
+        <w:t>Will allow admin to manipulate the database whereas guest users will not be able to do so.</w:t>
+      </w:r>
+    </w:p>
+    <w:p>
+      <w:pPr>
+        <w:spacing w:before="100" w:beforeAutospacing="1" w:after="100" w:afterAutospacing="1" w:line="240" w:lineRule="auto"/>
+        <w:rPr>
+          <w:rStyle w:val="Strong"/>
+          <w:color w:val="000000"/>
+          <w:sz w:val="24"/>
+          <w:szCs w:val="24"/>
+        </w:rPr>
+      </w:pPr>
+      <w:r>
+        <w:rPr>
+          <w:rStyle w:val="Strong"/>
+          <w:color w:val="000000"/>
+          <w:sz w:val="24"/>
+          <w:szCs w:val="24"/>
+        </w:rPr>
+        <w:t>Peer review</w:t>
+      </w:r>
+    </w:p>
+    <w:p>
+      <w:pPr>
+        <w:pStyle w:val="ListParagraph"/>
         <w:numPr>
           <w:ilvl w:val="0"/>
-          <w:numId w:val="8"/>
+          <w:numId w:val="30"/>
         </w:numPr>
         <w:spacing w:before="100" w:beforeAutospacing="1" w:after="100" w:afterAutospacing="1" w:line="240" w:lineRule="auto"/>
-      </w:pPr>
-      <w:r>
-        <w:rPr>
-          <w:rStyle w:val="Strong"/>
-        </w:rPr>
-        <w:t>Hidden Ribbons/Tools</w:t>
-      </w:r>
-      <w:r>
-        <w:t>: Access to administrative tools, ribbons, and other backend features will be hidden and password-protected to prevent unauthorized access.</w:t>
-      </w:r>
-    </w:p>
-    <w:p>
-      <w:pPr>
-        <w:pStyle w:val="Heading4"/>
-      </w:pPr>
-      <w:r>
-        <w:t>5.4 Import/Export Functionality</w:t>
-      </w:r>
-    </w:p>
-    <w:p>
-      <w:pPr>
+        <w:rPr>
+          <w:color w:val="000000"/>
+          <w:sz w:val="24"/>
+          <w:szCs w:val="24"/>
+        </w:rPr>
+      </w:pPr>
+      <w:r>
+        <w:rPr>
+          <w:color w:val="000000"/>
+          <w:sz w:val="24"/>
+          <w:szCs w:val="24"/>
+        </w:rPr>
+        <w:t xml:space="preserve">A peer review document will </w:t>
+      </w:r>
+      <w:r>
+        <w:rPr>
+          <w:color w:val="000000"/>
+          <w:sz w:val="24"/>
+          <w:szCs w:val="24"/>
+        </w:rPr>
+        <w:t>provide</w:t>
+      </w:r>
+      <w:r>
+        <w:rPr>
+          <w:color w:val="000000"/>
+          <w:sz w:val="24"/>
+          <w:szCs w:val="24"/>
+        </w:rPr>
+        <w:t xml:space="preserve"> which will </w:t>
+      </w:r>
+      <w:r>
+        <w:rPr>
+          <w:color w:val="000000"/>
+          <w:sz w:val="24"/>
+          <w:szCs w:val="24"/>
+        </w:rPr>
+        <w:t>summarise the contributions of each team member</w:t>
+      </w:r>
+      <w:r>
+        <w:rPr>
+          <w:color w:val="000000"/>
+          <w:sz w:val="24"/>
+          <w:szCs w:val="24"/>
+        </w:rPr>
+        <w:t>.</w:t>
+      </w:r>
+    </w:p>
+    <w:p>
+      <w:pPr>
+        <w:spacing w:before="100" w:beforeAutospacing="1" w:after="100" w:afterAutospacing="1" w:line="240" w:lineRule="auto"/>
+        <w:rPr>
+          <w:b/>
+          <w:bCs/>
+          <w:color w:val="000000"/>
+          <w:sz w:val="24"/>
+          <w:szCs w:val="24"/>
+        </w:rPr>
+      </w:pPr>
+      <w:r>
+        <w:rPr>
+          <w:b/>
+          <w:bCs/>
+          <w:color w:val="000000"/>
+          <w:sz w:val="24"/>
+          <w:szCs w:val="24"/>
+        </w:rPr>
+        <w:t>Conclusion</w:t>
+      </w:r>
+    </w:p>
+    <w:p>
+      <w:pPr>
+        <w:pStyle w:val="ListParagraph"/>
         <w:numPr>
           <w:ilvl w:val="0"/>
-          <w:numId w:val="9"/>
+          <w:numId w:val="30"/>
         </w:numPr>
         <w:spacing w:before="100" w:beforeAutospacing="1" w:after="100" w:afterAutospacing="1" w:line="240" w:lineRule="auto"/>
-      </w:pPr>
-      <w:r>
-        <w:rPr>
-          <w:rStyle w:val="Strong"/>
-        </w:rPr>
-        <w:t>Import</w:t>
-      </w:r>
-      <w:r>
-        <w:t>: The system should support importing data from external sources (e.g., CSV, Excel) to populate the database with additional records.</w:t>
-      </w:r>
-    </w:p>
-    <w:p>
-      <w:pPr>
-        <w:numPr>
-          <w:ilvl w:val="0"/>
-          <w:numId w:val="9"/>
-        </w:numPr>
+        <w:rPr>
+          <w:color w:val="000000"/>
+          <w:sz w:val="24"/>
+          <w:szCs w:val="24"/>
+        </w:rPr>
+      </w:pPr>
+      <w:r>
+        <w:rPr>
+          <w:color w:val="000000"/>
+          <w:sz w:val="24"/>
+          <w:szCs w:val="24"/>
+        </w:rPr>
+        <w:t>This requirements document</w:t>
+      </w:r>
+      <w:r>
+        <w:rPr>
+          <w:color w:val="000000"/>
+          <w:sz w:val="24"/>
+          <w:szCs w:val="24"/>
+        </w:rPr>
+        <w:t xml:space="preserve"> will </w:t>
+      </w:r>
+      <w:r>
+        <w:rPr>
+          <w:color w:val="000000"/>
+          <w:sz w:val="24"/>
+          <w:szCs w:val="24"/>
+        </w:rPr>
+        <w:t>provide</w:t>
+      </w:r>
+      <w:r>
+        <w:rPr>
+          <w:color w:val="000000"/>
+          <w:sz w:val="24"/>
+          <w:szCs w:val="24"/>
+        </w:rPr>
+        <w:t xml:space="preserve"> the Bradford Mechanics Institute Library with</w:t>
+      </w:r>
+      <w:r>
+        <w:rPr>
+          <w:color w:val="000000"/>
+          <w:sz w:val="24"/>
+          <w:szCs w:val="24"/>
+        </w:rPr>
+        <w:t xml:space="preserve"> and in depth to this project</w:t>
+      </w:r>
+      <w:r>
+        <w:rPr>
+          <w:color w:val="000000"/>
+          <w:sz w:val="24"/>
+          <w:szCs w:val="24"/>
+        </w:rPr>
+        <w:t xml:space="preserve"> </w:t>
+      </w:r>
+      <w:r>
+        <w:rPr>
+          <w:color w:val="000000"/>
+          <w:sz w:val="24"/>
+          <w:szCs w:val="24"/>
+        </w:rPr>
+        <w:t>outli</w:t>
+      </w:r>
+      <w:r>
+        <w:rPr>
+          <w:color w:val="000000"/>
+          <w:sz w:val="24"/>
+          <w:szCs w:val="24"/>
+        </w:rPr>
+        <w:t>ning</w:t>
+      </w:r>
+      <w:r>
+        <w:rPr>
+          <w:color w:val="000000"/>
+          <w:sz w:val="24"/>
+          <w:szCs w:val="24"/>
+        </w:rPr>
+        <w:t xml:space="preserve"> the </w:t>
+      </w:r>
+      <w:r>
+        <w:rPr>
+          <w:color w:val="000000"/>
+          <w:sz w:val="24"/>
+          <w:szCs w:val="24"/>
+        </w:rPr>
+        <w:t xml:space="preserve">functional </w:t>
+      </w:r>
+      <w:r>
+        <w:rPr>
+          <w:color w:val="000000"/>
+          <w:sz w:val="24"/>
+          <w:szCs w:val="24"/>
+        </w:rPr>
+        <w:t xml:space="preserve">and </w:t>
+      </w:r>
+      <w:r>
+        <w:rPr>
+          <w:color w:val="000000"/>
+          <w:sz w:val="24"/>
+          <w:szCs w:val="24"/>
+        </w:rPr>
+        <w:t>non-functional</w:t>
+      </w:r>
+      <w:r>
+        <w:rPr>
+          <w:color w:val="000000"/>
+          <w:sz w:val="24"/>
+          <w:szCs w:val="24"/>
+        </w:rPr>
+        <w:t xml:space="preserve"> requirements</w:t>
+      </w:r>
+      <w:r>
+        <w:rPr>
+          <w:color w:val="000000"/>
+          <w:sz w:val="24"/>
+          <w:szCs w:val="24"/>
+        </w:rPr>
+        <w:t xml:space="preserve">. </w:t>
+      </w:r>
+      <w:r>
+        <w:rPr>
+          <w:color w:val="000000"/>
+          <w:sz w:val="24"/>
+          <w:szCs w:val="24"/>
+        </w:rPr>
+        <w:t>The next step will include a prototype, validation and testing.</w:t>
+      </w:r>
+    </w:p>
+    <w:p>
+      <w:pPr>
         <w:spacing w:before="100" w:beforeAutospacing="1" w:after="100" w:afterAutospacing="1" w:line="240" w:lineRule="auto"/>
-      </w:pPr>
-      <w:r>
-        <w:rPr>
-          <w:rStyle w:val="Strong"/>
-        </w:rPr>
-        <w:t>Export</w:t>
-      </w:r>
-      <w:r>
-        <w:t>: The system should also allow data to be exported in various formats (e.g., CSV, Excel, or PDF) for backup, sharing, or reporting purposes.</w:t>
-      </w:r>
-    </w:p>
-    <w:p>
-      <w:pPr>
-        <w:rPr>
+        <w:rPr>
+          <w:color w:val="000000"/>
+          <w:sz w:val="24"/>
+          <w:szCs w:val="24"/>
+        </w:rPr>
+      </w:pPr>
+    </w:p>
+    <w:p>
+      <w:pPr>
+        <w:spacing w:before="100" w:beforeAutospacing="1" w:after="100" w:afterAutospacing="1" w:line="240" w:lineRule="auto"/>
+        <w:rPr>
+          <w:rFonts w:cstheme="minorHAnsi"/>
+          <w:b/>
+          <w:bCs/>
           <w:sz w:val="24"/>
           <w:szCs w:val="24"/>
         </w:rPr>
@@ -1038,7 +2500,7 @@
 </file>
 
 <file path=word/numbering.xml><?xml version="1.0" encoding="utf-8"?>
-<w:numbering xmlns:wpc="http://schemas.microsoft.com/office/word/2010/wordprocessingCanvas" xmlns:cx="http://schemas.microsoft.com/office/drawing/2014/chartex" xmlns:cx1="http://schemas.microsoft.com/office/drawing/2015/9/8/chartex" xmlns:cx2="http://schemas.microsoft.com/office/drawing/2015/10/21/chartex" xmlns:cx3="http://schemas.microsoft.com/office/drawing/2016/5/9/chartex" xmlns:cx4="http://schemas.microsoft.com/office/drawing/2016/5/10/chartex" xmlns:cx5="http://schemas.microsoft.com/office/drawing/2016/5/11/chartex" xmlns:cx6="http://schemas.microsoft.com/office/drawing/2016/5/12/chartex" xmlns:cx7="http://schemas.microsoft.com/office/drawing/2016/5/13/chartex" xmlns:cx8="http://schemas.microsoft.com/office/drawing/2016/5/14/chartex" xmlns:mc="http://schemas.openxmlformats.org/markup-compatibility/2006" xmlns:aink="http://schemas.microsoft.com/office/drawing/2016/ink" xmlns:am3d="http://schemas.microsoft.com/office/drawing/2017/model3d" xmlns:o="urn:schemas-microsoft-com:office:office" xmlns:oel="http://schemas.microsoft.com/office/2019/extlst" xmlns:r="http://schemas.openxmlformats.org/officeDocument/2006/relationships" xmlns:m="http://schemas.openxmlformats.org/officeDocument/2006/math" xmlns:v="urn:schemas-microsoft-com:vml" xmlns:wp14="http://schemas.microsoft.com/office/word/2010/wordprocessingDrawing" xmlns:wp="http://schemas.openxmlformats.org/drawingml/2006/wordprocessingDrawing" xmlns:w10="urn:schemas-microsoft-com:office:word" xmlns:w="http://schemas.openxmlformats.org/wordprocessingml/2006/main" xmlns:w14="http://schemas.microsoft.com/office/word/2010/wordml" xmlns:w15="http://schemas.microsoft.com/office/word/2012/wordml" xmlns:w16cex="http://schemas.microsoft.com/office/word/2018/wordml/cex" xmlns:w16cid="http://schemas.microsoft.com/office/word/2016/wordml/cid" xmlns:w16="http://schemas.microsoft.com/office/word/2018/wordml" xmlns:w16sdtdh="http://schemas.microsoft.com/office/word/2020/wordml/sdtdatahash" xmlns:w16se="http://schemas.microsoft.com/office/word/2015/wordml/symex" xmlns:wpg="http://schemas.microsoft.com/office/word/2010/wordprocessingGroup" xmlns:wpi="http://schemas.microsoft.com/office/word/2010/wordprocessingInk" xmlns:wne="http://schemas.microsoft.com/office/word/2006/wordml" xmlns:wps="http://schemas.microsoft.com/office/word/2010/wordprocessingShape" mc:Ignorable="w14 w15 w16se w16cid w16 w16cex w16sdtdh wp14">
+<w:numbering xmlns:wpc="http://schemas.microsoft.com/office/word/2010/wordprocessingCanvas" xmlns:cx="http://schemas.microsoft.com/office/drawing/2014/chartex" xmlns:cx1="http://schemas.microsoft.com/office/drawing/2015/9/8/chartex" xmlns:cx2="http://schemas.microsoft.com/office/drawing/2015/10/21/chartex" xmlns:cx3="http://schemas.microsoft.com/office/drawing/2016/5/9/chartex" xmlns:cx4="http://schemas.microsoft.com/office/drawing/2016/5/10/chartex" xmlns:cx5="http://schemas.microsoft.com/office/drawing/2016/5/11/chartex" xmlns:cx6="http://schemas.microsoft.com/office/drawing/2016/5/12/chartex" xmlns:cx7="http://schemas.microsoft.com/office/drawing/2016/5/13/chartex" xmlns:cx8="http://schemas.microsoft.com/office/drawing/2016/5/14/chartex" xmlns:mc="http://schemas.openxmlformats.org/markup-compatibility/2006" xmlns:aink="http://schemas.microsoft.com/office/drawing/2016/ink" xmlns:am3d="http://schemas.microsoft.com/office/drawing/2017/model3d" xmlns:o="urn:schemas-microsoft-com:office:office" xmlns:oel="http://schemas.microsoft.com/office/2019/extlst" xmlns:r="http://schemas.openxmlformats.org/officeDocument/2006/relationships" xmlns:m="http://schemas.openxmlformats.org/officeDocument/2006/math" xmlns:v="urn:schemas-microsoft-com:vml" xmlns:wp14="http://schemas.microsoft.com/office/word/2010/wordprocessingDrawing" xmlns:wp="http://schemas.openxmlformats.org/drawingml/2006/wordprocessingDrawing" xmlns:w10="urn:schemas-microsoft-com:office:word" xmlns:w="http://schemas.openxmlformats.org/wordprocessingml/2006/main" xmlns:w14="http://schemas.microsoft.com/office/word/2010/wordml" xmlns:w15="http://schemas.microsoft.com/office/word/2012/wordml" xmlns:w16cex="http://schemas.microsoft.com/office/word/2018/wordml/cex" xmlns:w16cid="http://schemas.microsoft.com/office/word/2016/wordml/cid" xmlns:w16="http://schemas.microsoft.com/office/word/2018/wordml" xmlns:w16du="http://schemas.microsoft.com/office/word/2023/wordml/word16du" xmlns:w16sdtdh="http://schemas.microsoft.com/office/word/2020/wordml/sdtdatahash" xmlns:w16sdtfl="http://schemas.microsoft.com/office/word/2024/wordml/sdtformatlock" xmlns:w16se="http://schemas.microsoft.com/office/word/2015/wordml/symex" xmlns:wpg="http://schemas.microsoft.com/office/word/2010/wordprocessingGroup" xmlns:wpi="http://schemas.microsoft.com/office/word/2010/wordprocessingInk" xmlns:wne="http://schemas.microsoft.com/office/word/2006/wordml" xmlns:wps="http://schemas.microsoft.com/office/word/2010/wordprocessingShape" mc:Ignorable="w14 w15 w16se w16cid w16 w16cex w16sdtdh w16sdtfl w16du wp14">
   <w:abstractNum w:abstractNumId="0" w15:restartNumberingAfterBreak="0">
     <w:nsid w:val="04776DC0"/>
     <w:multiLevelType w:val="multilevel"/>
@@ -1189,6 +2651,119 @@
     </w:lvl>
   </w:abstractNum>
   <w:abstractNum w:abstractNumId="1" w15:restartNumberingAfterBreak="0">
+    <w:nsid w:val="099E28C7"/>
+    <w:multiLevelType w:val="hybridMultilevel"/>
+    <w:tmpl w:val="1314272E"/>
+    <w:lvl w:ilvl="0" w:tplc="08090003">
+      <w:start w:val="1"/>
+      <w:numFmt w:val="bullet"/>
+      <w:lvlText w:val="o"/>
+      <w:lvlJc w:val="left"/>
+      <w:pPr>
+        <w:ind w:left="720" w:hanging="360"/>
+      </w:pPr>
+      <w:rPr>
+        <w:rFonts w:ascii="Courier New" w:hAnsi="Courier New" w:cs="Courier New" w:hint="default"/>
+      </w:rPr>
+    </w:lvl>
+    <w:lvl w:ilvl="1" w:tplc="08090003" w:tentative="1">
+      <w:start w:val="1"/>
+      <w:numFmt w:val="bullet"/>
+      <w:lvlText w:val="o"/>
+      <w:lvlJc w:val="left"/>
+      <w:pPr>
+        <w:ind w:left="1440" w:hanging="360"/>
+      </w:pPr>
+      <w:rPr>
+        <w:rFonts w:ascii="Courier New" w:hAnsi="Courier New" w:cs="Courier New" w:hint="default"/>
+      </w:rPr>
+    </w:lvl>
+    <w:lvl w:ilvl="2" w:tplc="08090005" w:tentative="1">
+      <w:start w:val="1"/>
+      <w:numFmt w:val="bullet"/>
+      <w:lvlText w:val=""/>
+      <w:lvlJc w:val="left"/>
+      <w:pPr>
+        <w:ind w:left="2160" w:hanging="360"/>
+      </w:pPr>
+      <w:rPr>
+        <w:rFonts w:ascii="Wingdings" w:hAnsi="Wingdings" w:hint="default"/>
+      </w:rPr>
+    </w:lvl>
+    <w:lvl w:ilvl="3" w:tplc="08090001" w:tentative="1">
+      <w:start w:val="1"/>
+      <w:numFmt w:val="bullet"/>
+      <w:lvlText w:val=""/>
+      <w:lvlJc w:val="left"/>
+      <w:pPr>
+        <w:ind w:left="2880" w:hanging="360"/>
+      </w:pPr>
+      <w:rPr>
+        <w:rFonts w:ascii="Symbol" w:hAnsi="Symbol" w:hint="default"/>
+      </w:rPr>
+    </w:lvl>
+    <w:lvl w:ilvl="4" w:tplc="08090003" w:tentative="1">
+      <w:start w:val="1"/>
+      <w:numFmt w:val="bullet"/>
+      <w:lvlText w:val="o"/>
+      <w:lvlJc w:val="left"/>
+      <w:pPr>
+        <w:ind w:left="3600" w:hanging="360"/>
+      </w:pPr>
+      <w:rPr>
+        <w:rFonts w:ascii="Courier New" w:hAnsi="Courier New" w:cs="Courier New" w:hint="default"/>
+      </w:rPr>
+    </w:lvl>
+    <w:lvl w:ilvl="5" w:tplc="08090005" w:tentative="1">
+      <w:start w:val="1"/>
+      <w:numFmt w:val="bullet"/>
+      <w:lvlText w:val=""/>
+      <w:lvlJc w:val="left"/>
+      <w:pPr>
+        <w:ind w:left="4320" w:hanging="360"/>
+      </w:pPr>
+      <w:rPr>
+        <w:rFonts w:ascii="Wingdings" w:hAnsi="Wingdings" w:hint="default"/>
+      </w:rPr>
+    </w:lvl>
+    <w:lvl w:ilvl="6" w:tplc="08090001" w:tentative="1">
+      <w:start w:val="1"/>
+      <w:numFmt w:val="bullet"/>
+      <w:lvlText w:val=""/>
+      <w:lvlJc w:val="left"/>
+      <w:pPr>
+        <w:ind w:left="5040" w:hanging="360"/>
+      </w:pPr>
+      <w:rPr>
+        <w:rFonts w:ascii="Symbol" w:hAnsi="Symbol" w:hint="default"/>
+      </w:rPr>
+    </w:lvl>
+    <w:lvl w:ilvl="7" w:tplc="08090003" w:tentative="1">
+      <w:start w:val="1"/>
+      <w:numFmt w:val="bullet"/>
+      <w:lvlText w:val="o"/>
+      <w:lvlJc w:val="left"/>
+      <w:pPr>
+        <w:ind w:left="5760" w:hanging="360"/>
+      </w:pPr>
+      <w:rPr>
+        <w:rFonts w:ascii="Courier New" w:hAnsi="Courier New" w:cs="Courier New" w:hint="default"/>
+      </w:rPr>
+    </w:lvl>
+    <w:lvl w:ilvl="8" w:tplc="08090005" w:tentative="1">
+      <w:start w:val="1"/>
+      <w:numFmt w:val="bullet"/>
+      <w:lvlText w:val=""/>
+      <w:lvlJc w:val="left"/>
+      <w:pPr>
+        <w:ind w:left="6480" w:hanging="360"/>
+      </w:pPr>
+      <w:rPr>
+        <w:rFonts w:ascii="Wingdings" w:hAnsi="Wingdings" w:hint="default"/>
+      </w:rPr>
+    </w:lvl>
+  </w:abstractNum>
+  <w:abstractNum w:abstractNumId="2" w15:restartNumberingAfterBreak="0">
     <w:nsid w:val="0F086605"/>
     <w:multiLevelType w:val="multilevel"/>
     <w:tmpl w:val="1A080A6A"/>
@@ -1337,7 +2912,156 @@
       </w:rPr>
     </w:lvl>
   </w:abstractNum>
-  <w:abstractNum w:abstractNumId="2" w15:restartNumberingAfterBreak="0">
+  <w:abstractNum w:abstractNumId="3" w15:restartNumberingAfterBreak="0">
+    <w:nsid w:val="0F240A59"/>
+    <w:multiLevelType w:val="multilevel"/>
+    <w:tmpl w:val="72AA809A"/>
+    <w:lvl w:ilvl="0">
+      <w:start w:val="1"/>
+      <w:numFmt w:val="bullet"/>
+      <w:lvlText w:val=""/>
+      <w:lvlJc w:val="left"/>
+      <w:pPr>
+        <w:tabs>
+          <w:tab w:val="num" w:pos="720"/>
+        </w:tabs>
+        <w:ind w:left="720" w:hanging="360"/>
+      </w:pPr>
+      <w:rPr>
+        <w:rFonts w:ascii="Symbol" w:hAnsi="Symbol" w:hint="default"/>
+        <w:sz w:val="20"/>
+      </w:rPr>
+    </w:lvl>
+    <w:lvl w:ilvl="1" w:tentative="1">
+      <w:start w:val="1"/>
+      <w:numFmt w:val="bullet"/>
+      <w:lvlText w:val="o"/>
+      <w:lvlJc w:val="left"/>
+      <w:pPr>
+        <w:tabs>
+          <w:tab w:val="num" w:pos="1440"/>
+        </w:tabs>
+        <w:ind w:left="1440" w:hanging="360"/>
+      </w:pPr>
+      <w:rPr>
+        <w:rFonts w:ascii="Courier New" w:hAnsi="Courier New" w:hint="default"/>
+        <w:sz w:val="20"/>
+      </w:rPr>
+    </w:lvl>
+    <w:lvl w:ilvl="2" w:tentative="1">
+      <w:start w:val="1"/>
+      <w:numFmt w:val="bullet"/>
+      <w:lvlText w:val=""/>
+      <w:lvlJc w:val="left"/>
+      <w:pPr>
+        <w:tabs>
+          <w:tab w:val="num" w:pos="2160"/>
+        </w:tabs>
+        <w:ind w:left="2160" w:hanging="360"/>
+      </w:pPr>
+      <w:rPr>
+        <w:rFonts w:ascii="Wingdings" w:hAnsi="Wingdings" w:hint="default"/>
+        <w:sz w:val="20"/>
+      </w:rPr>
+    </w:lvl>
+    <w:lvl w:ilvl="3" w:tentative="1">
+      <w:start w:val="1"/>
+      <w:numFmt w:val="bullet"/>
+      <w:lvlText w:val=""/>
+      <w:lvlJc w:val="left"/>
+      <w:pPr>
+        <w:tabs>
+          <w:tab w:val="num" w:pos="2880"/>
+        </w:tabs>
+        <w:ind w:left="2880" w:hanging="360"/>
+      </w:pPr>
+      <w:rPr>
+        <w:rFonts w:ascii="Wingdings" w:hAnsi="Wingdings" w:hint="default"/>
+        <w:sz w:val="20"/>
+      </w:rPr>
+    </w:lvl>
+    <w:lvl w:ilvl="4" w:tentative="1">
+      <w:start w:val="1"/>
+      <w:numFmt w:val="bullet"/>
+      <w:lvlText w:val=""/>
+      <w:lvlJc w:val="left"/>
+      <w:pPr>
+        <w:tabs>
+          <w:tab w:val="num" w:pos="3600"/>
+        </w:tabs>
+        <w:ind w:left="3600" w:hanging="360"/>
+      </w:pPr>
+      <w:rPr>
+        <w:rFonts w:ascii="Wingdings" w:hAnsi="Wingdings" w:hint="default"/>
+        <w:sz w:val="20"/>
+      </w:rPr>
+    </w:lvl>
+    <w:lvl w:ilvl="5" w:tentative="1">
+      <w:start w:val="1"/>
+      <w:numFmt w:val="bullet"/>
+      <w:lvlText w:val=""/>
+      <w:lvlJc w:val="left"/>
+      <w:pPr>
+        <w:tabs>
+          <w:tab w:val="num" w:pos="4320"/>
+        </w:tabs>
+        <w:ind w:left="4320" w:hanging="360"/>
+      </w:pPr>
+      <w:rPr>
+        <w:rFonts w:ascii="Wingdings" w:hAnsi="Wingdings" w:hint="default"/>
+        <w:sz w:val="20"/>
+      </w:rPr>
+    </w:lvl>
+    <w:lvl w:ilvl="6" w:tentative="1">
+      <w:start w:val="1"/>
+      <w:numFmt w:val="bullet"/>
+      <w:lvlText w:val=""/>
+      <w:lvlJc w:val="left"/>
+      <w:pPr>
+        <w:tabs>
+          <w:tab w:val="num" w:pos="5040"/>
+        </w:tabs>
+        <w:ind w:left="5040" w:hanging="360"/>
+      </w:pPr>
+      <w:rPr>
+        <w:rFonts w:ascii="Wingdings" w:hAnsi="Wingdings" w:hint="default"/>
+        <w:sz w:val="20"/>
+      </w:rPr>
+    </w:lvl>
+    <w:lvl w:ilvl="7" w:tentative="1">
+      <w:start w:val="1"/>
+      <w:numFmt w:val="bullet"/>
+      <w:lvlText w:val=""/>
+      <w:lvlJc w:val="left"/>
+      <w:pPr>
+        <w:tabs>
+          <w:tab w:val="num" w:pos="5760"/>
+        </w:tabs>
+        <w:ind w:left="5760" w:hanging="360"/>
+      </w:pPr>
+      <w:rPr>
+        <w:rFonts w:ascii="Wingdings" w:hAnsi="Wingdings" w:hint="default"/>
+        <w:sz w:val="20"/>
+      </w:rPr>
+    </w:lvl>
+    <w:lvl w:ilvl="8" w:tentative="1">
+      <w:start w:val="1"/>
+      <w:numFmt w:val="bullet"/>
+      <w:lvlText w:val=""/>
+      <w:lvlJc w:val="left"/>
+      <w:pPr>
+        <w:tabs>
+          <w:tab w:val="num" w:pos="6480"/>
+        </w:tabs>
+        <w:ind w:left="6480" w:hanging="360"/>
+      </w:pPr>
+      <w:rPr>
+        <w:rFonts w:ascii="Wingdings" w:hAnsi="Wingdings" w:hint="default"/>
+        <w:sz w:val="20"/>
+      </w:rPr>
+    </w:lvl>
+  </w:abstractNum>
+  <w:abstractNum w:abstractNumId="4" w15:restartNumberingAfterBreak="0">
     <w:nsid w:val="0F612DBB"/>
     <w:multiLevelType w:val="multilevel"/>
     <w:tmpl w:val="54A23834"/>
@@ -1486,7 +3210,156 @@
       </w:rPr>
     </w:lvl>
   </w:abstractNum>
-  <w:abstractNum w:abstractNumId="3" w15:restartNumberingAfterBreak="0">
+  <w:abstractNum w:abstractNumId="5" w15:restartNumberingAfterBreak="0">
+    <w:nsid w:val="11D71D8D"/>
+    <w:multiLevelType w:val="multilevel"/>
+    <w:tmpl w:val="BDFC1CB2"/>
+    <w:lvl w:ilvl="0">
+      <w:start w:val="1"/>
+      <w:numFmt w:val="bullet"/>
+      <w:lvlText w:val=""/>
+      <w:lvlJc w:val="left"/>
+      <w:pPr>
+        <w:tabs>
+          <w:tab w:val="num" w:pos="720"/>
+        </w:tabs>
+        <w:ind w:left="720" w:hanging="360"/>
+      </w:pPr>
+      <w:rPr>
+        <w:rFonts w:ascii="Symbol" w:hAnsi="Symbol" w:hint="default"/>
+        <w:sz w:val="20"/>
+      </w:rPr>
+    </w:lvl>
+    <w:lvl w:ilvl="1" w:tentative="1">
+      <w:start w:val="1"/>
+      <w:numFmt w:val="bullet"/>
+      <w:lvlText w:val="o"/>
+      <w:lvlJc w:val="left"/>
+      <w:pPr>
+        <w:tabs>
+          <w:tab w:val="num" w:pos="1440"/>
+        </w:tabs>
+        <w:ind w:left="1440" w:hanging="360"/>
+      </w:pPr>
+      <w:rPr>
+        <w:rFonts w:ascii="Courier New" w:hAnsi="Courier New" w:hint="default"/>
+        <w:sz w:val="20"/>
+      </w:rPr>
+    </w:lvl>
+    <w:lvl w:ilvl="2" w:tentative="1">
+      <w:start w:val="1"/>
+      <w:numFmt w:val="bullet"/>
+      <w:lvlText w:val=""/>
+      <w:lvlJc w:val="left"/>
+      <w:pPr>
+        <w:tabs>
+          <w:tab w:val="num" w:pos="2160"/>
+        </w:tabs>
+        <w:ind w:left="2160" w:hanging="360"/>
+      </w:pPr>
+      <w:rPr>
+        <w:rFonts w:ascii="Wingdings" w:hAnsi="Wingdings" w:hint="default"/>
+        <w:sz w:val="20"/>
+      </w:rPr>
+    </w:lvl>
+    <w:lvl w:ilvl="3" w:tentative="1">
+      <w:start w:val="1"/>
+      <w:numFmt w:val="bullet"/>
+      <w:lvlText w:val=""/>
+      <w:lvlJc w:val="left"/>
+      <w:pPr>
+        <w:tabs>
+          <w:tab w:val="num" w:pos="2880"/>
+        </w:tabs>
+        <w:ind w:left="2880" w:hanging="360"/>
+      </w:pPr>
+      <w:rPr>
+        <w:rFonts w:ascii="Wingdings" w:hAnsi="Wingdings" w:hint="default"/>
+        <w:sz w:val="20"/>
+      </w:rPr>
+    </w:lvl>
+    <w:lvl w:ilvl="4" w:tentative="1">
+      <w:start w:val="1"/>
+      <w:numFmt w:val="bullet"/>
+      <w:lvlText w:val=""/>
+      <w:lvlJc w:val="left"/>
+      <w:pPr>
+        <w:tabs>
+          <w:tab w:val="num" w:pos="3600"/>
+        </w:tabs>
+        <w:ind w:left="3600" w:hanging="360"/>
+      </w:pPr>
+      <w:rPr>
+        <w:rFonts w:ascii="Wingdings" w:hAnsi="Wingdings" w:hint="default"/>
+        <w:sz w:val="20"/>
+      </w:rPr>
+    </w:lvl>
+    <w:lvl w:ilvl="5" w:tentative="1">
+      <w:start w:val="1"/>
+      <w:numFmt w:val="bullet"/>
+      <w:lvlText w:val=""/>
+      <w:lvlJc w:val="left"/>
+      <w:pPr>
+        <w:tabs>
+          <w:tab w:val="num" w:pos="4320"/>
+        </w:tabs>
+        <w:ind w:left="4320" w:hanging="360"/>
+      </w:pPr>
+      <w:rPr>
+        <w:rFonts w:ascii="Wingdings" w:hAnsi="Wingdings" w:hint="default"/>
+        <w:sz w:val="20"/>
+      </w:rPr>
+    </w:lvl>
+    <w:lvl w:ilvl="6" w:tentative="1">
+      <w:start w:val="1"/>
+      <w:numFmt w:val="bullet"/>
+      <w:lvlText w:val=""/>
+      <w:lvlJc w:val="left"/>
+      <w:pPr>
+        <w:tabs>
+          <w:tab w:val="num" w:pos="5040"/>
+        </w:tabs>
+        <w:ind w:left="5040" w:hanging="360"/>
+      </w:pPr>
+      <w:rPr>
+        <w:rFonts w:ascii="Wingdings" w:hAnsi="Wingdings" w:hint="default"/>
+        <w:sz w:val="20"/>
+      </w:rPr>
+    </w:lvl>
+    <w:lvl w:ilvl="7" w:tentative="1">
+      <w:start w:val="1"/>
+      <w:numFmt w:val="bullet"/>
+      <w:lvlText w:val=""/>
+      <w:lvlJc w:val="left"/>
+      <w:pPr>
+        <w:tabs>
+          <w:tab w:val="num" w:pos="5760"/>
+        </w:tabs>
+        <w:ind w:left="5760" w:hanging="360"/>
+      </w:pPr>
+      <w:rPr>
+        <w:rFonts w:ascii="Wingdings" w:hAnsi="Wingdings" w:hint="default"/>
+        <w:sz w:val="20"/>
+      </w:rPr>
+    </w:lvl>
+    <w:lvl w:ilvl="8" w:tentative="1">
+      <w:start w:val="1"/>
+      <w:numFmt w:val="bullet"/>
+      <w:lvlText w:val=""/>
+      <w:lvlJc w:val="left"/>
+      <w:pPr>
+        <w:tabs>
+          <w:tab w:val="num" w:pos="6480"/>
+        </w:tabs>
+        <w:ind w:left="6480" w:hanging="360"/>
+      </w:pPr>
+      <w:rPr>
+        <w:rFonts w:ascii="Wingdings" w:hAnsi="Wingdings" w:hint="default"/>
+        <w:sz w:val="20"/>
+      </w:rPr>
+    </w:lvl>
+  </w:abstractNum>
+  <w:abstractNum w:abstractNumId="6" w15:restartNumberingAfterBreak="0">
     <w:nsid w:val="15CD20E7"/>
     <w:multiLevelType w:val="multilevel"/>
     <w:tmpl w:val="DBE6C732"/>
@@ -1635,7 +3508,608 @@
       </w:rPr>
     </w:lvl>
   </w:abstractNum>
-  <w:abstractNum w:abstractNumId="4" w15:restartNumberingAfterBreak="0">
+  <w:abstractNum w:abstractNumId="7" w15:restartNumberingAfterBreak="0">
+    <w:nsid w:val="16D77054"/>
+    <w:multiLevelType w:val="multilevel"/>
+    <w:tmpl w:val="20024F64"/>
+    <w:lvl w:ilvl="0">
+      <w:start w:val="1"/>
+      <w:numFmt w:val="bullet"/>
+      <w:lvlText w:val=""/>
+      <w:lvlJc w:val="left"/>
+      <w:pPr>
+        <w:tabs>
+          <w:tab w:val="num" w:pos="720"/>
+        </w:tabs>
+        <w:ind w:left="720" w:hanging="360"/>
+      </w:pPr>
+      <w:rPr>
+        <w:rFonts w:ascii="Symbol" w:hAnsi="Symbol" w:hint="default"/>
+        <w:sz w:val="20"/>
+      </w:rPr>
+    </w:lvl>
+    <w:lvl w:ilvl="1" w:tentative="1">
+      <w:start w:val="1"/>
+      <w:numFmt w:val="bullet"/>
+      <w:lvlText w:val="o"/>
+      <w:lvlJc w:val="left"/>
+      <w:pPr>
+        <w:tabs>
+          <w:tab w:val="num" w:pos="1440"/>
+        </w:tabs>
+        <w:ind w:left="1440" w:hanging="360"/>
+      </w:pPr>
+      <w:rPr>
+        <w:rFonts w:ascii="Courier New" w:hAnsi="Courier New" w:hint="default"/>
+        <w:sz w:val="20"/>
+      </w:rPr>
+    </w:lvl>
+    <w:lvl w:ilvl="2" w:tentative="1">
+      <w:start w:val="1"/>
+      <w:numFmt w:val="bullet"/>
+      <w:lvlText w:val=""/>
+      <w:lvlJc w:val="left"/>
+      <w:pPr>
+        <w:tabs>
+          <w:tab w:val="num" w:pos="2160"/>
+        </w:tabs>
+        <w:ind w:left="2160" w:hanging="360"/>
+      </w:pPr>
+      <w:rPr>
+        <w:rFonts w:ascii="Wingdings" w:hAnsi="Wingdings" w:hint="default"/>
+        <w:sz w:val="20"/>
+      </w:rPr>
+    </w:lvl>
+    <w:lvl w:ilvl="3" w:tentative="1">
+      <w:start w:val="1"/>
+      <w:numFmt w:val="bullet"/>
+      <w:lvlText w:val=""/>
+      <w:lvlJc w:val="left"/>
+      <w:pPr>
+        <w:tabs>
+          <w:tab w:val="num" w:pos="2880"/>
+        </w:tabs>
+        <w:ind w:left="2880" w:hanging="360"/>
+      </w:pPr>
+      <w:rPr>
+        <w:rFonts w:ascii="Wingdings" w:hAnsi="Wingdings" w:hint="default"/>
+        <w:sz w:val="20"/>
+      </w:rPr>
+    </w:lvl>
+    <w:lvl w:ilvl="4" w:tentative="1">
+      <w:start w:val="1"/>
+      <w:numFmt w:val="bullet"/>
+      <w:lvlText w:val=""/>
+      <w:lvlJc w:val="left"/>
+      <w:pPr>
+        <w:tabs>
+          <w:tab w:val="num" w:pos="3600"/>
+        </w:tabs>
+        <w:ind w:left="3600" w:hanging="360"/>
+      </w:pPr>
+      <w:rPr>
+        <w:rFonts w:ascii="Wingdings" w:hAnsi="Wingdings" w:hint="default"/>
+        <w:sz w:val="20"/>
+      </w:rPr>
+    </w:lvl>
+    <w:lvl w:ilvl="5" w:tentative="1">
+      <w:start w:val="1"/>
+      <w:numFmt w:val="bullet"/>
+      <w:lvlText w:val=""/>
+      <w:lvlJc w:val="left"/>
+      <w:pPr>
+        <w:tabs>
+          <w:tab w:val="num" w:pos="4320"/>
+        </w:tabs>
+        <w:ind w:left="4320" w:hanging="360"/>
+      </w:pPr>
+      <w:rPr>
+        <w:rFonts w:ascii="Wingdings" w:hAnsi="Wingdings" w:hint="default"/>
+        <w:sz w:val="20"/>
+      </w:rPr>
+    </w:lvl>
+    <w:lvl w:ilvl="6" w:tentative="1">
+      <w:start w:val="1"/>
+      <w:numFmt w:val="bullet"/>
+      <w:lvlText w:val=""/>
+      <w:lvlJc w:val="left"/>
+      <w:pPr>
+        <w:tabs>
+          <w:tab w:val="num" w:pos="5040"/>
+        </w:tabs>
+        <w:ind w:left="5040" w:hanging="360"/>
+      </w:pPr>
+      <w:rPr>
+        <w:rFonts w:ascii="Wingdings" w:hAnsi="Wingdings" w:hint="default"/>
+        <w:sz w:val="20"/>
+      </w:rPr>
+    </w:lvl>
+    <w:lvl w:ilvl="7" w:tentative="1">
+      <w:start w:val="1"/>
+      <w:numFmt w:val="bullet"/>
+      <w:lvlText w:val=""/>
+      <w:lvlJc w:val="left"/>
+      <w:pPr>
+        <w:tabs>
+          <w:tab w:val="num" w:pos="5760"/>
+        </w:tabs>
+        <w:ind w:left="5760" w:hanging="360"/>
+      </w:pPr>
+      <w:rPr>
+        <w:rFonts w:ascii="Wingdings" w:hAnsi="Wingdings" w:hint="default"/>
+        <w:sz w:val="20"/>
+      </w:rPr>
+    </w:lvl>
+    <w:lvl w:ilvl="8" w:tentative="1">
+      <w:start w:val="1"/>
+      <w:numFmt w:val="bullet"/>
+      <w:lvlText w:val=""/>
+      <w:lvlJc w:val="left"/>
+      <w:pPr>
+        <w:tabs>
+          <w:tab w:val="num" w:pos="6480"/>
+        </w:tabs>
+        <w:ind w:left="6480" w:hanging="360"/>
+      </w:pPr>
+      <w:rPr>
+        <w:rFonts w:ascii="Wingdings" w:hAnsi="Wingdings" w:hint="default"/>
+        <w:sz w:val="20"/>
+      </w:rPr>
+    </w:lvl>
+  </w:abstractNum>
+  <w:abstractNum w:abstractNumId="8" w15:restartNumberingAfterBreak="0">
+    <w:nsid w:val="197F52A0"/>
+    <w:multiLevelType w:val="hybridMultilevel"/>
+    <w:tmpl w:val="9D7893AA"/>
+    <w:lvl w:ilvl="0" w:tplc="08090001">
+      <w:start w:val="1"/>
+      <w:numFmt w:val="bullet"/>
+      <w:lvlText w:val=""/>
+      <w:lvlJc w:val="left"/>
+      <w:pPr>
+        <w:ind w:left="720" w:hanging="360"/>
+      </w:pPr>
+      <w:rPr>
+        <w:rFonts w:ascii="Symbol" w:hAnsi="Symbol" w:hint="default"/>
+      </w:rPr>
+    </w:lvl>
+    <w:lvl w:ilvl="1" w:tplc="08090003">
+      <w:start w:val="1"/>
+      <w:numFmt w:val="bullet"/>
+      <w:lvlText w:val="o"/>
+      <w:lvlJc w:val="left"/>
+      <w:pPr>
+        <w:ind w:left="1440" w:hanging="360"/>
+      </w:pPr>
+      <w:rPr>
+        <w:rFonts w:ascii="Courier New" w:hAnsi="Courier New" w:cs="Courier New" w:hint="default"/>
+      </w:rPr>
+    </w:lvl>
+    <w:lvl w:ilvl="2" w:tplc="08090005" w:tentative="1">
+      <w:start w:val="1"/>
+      <w:numFmt w:val="bullet"/>
+      <w:lvlText w:val=""/>
+      <w:lvlJc w:val="left"/>
+      <w:pPr>
+        <w:ind w:left="2160" w:hanging="360"/>
+      </w:pPr>
+      <w:rPr>
+        <w:rFonts w:ascii="Wingdings" w:hAnsi="Wingdings" w:hint="default"/>
+      </w:rPr>
+    </w:lvl>
+    <w:lvl w:ilvl="3" w:tplc="08090001" w:tentative="1">
+      <w:start w:val="1"/>
+      <w:numFmt w:val="bullet"/>
+      <w:lvlText w:val=""/>
+      <w:lvlJc w:val="left"/>
+      <w:pPr>
+        <w:ind w:left="2880" w:hanging="360"/>
+      </w:pPr>
+      <w:rPr>
+        <w:rFonts w:ascii="Symbol" w:hAnsi="Symbol" w:hint="default"/>
+      </w:rPr>
+    </w:lvl>
+    <w:lvl w:ilvl="4" w:tplc="08090003" w:tentative="1">
+      <w:start w:val="1"/>
+      <w:numFmt w:val="bullet"/>
+      <w:lvlText w:val="o"/>
+      <w:lvlJc w:val="left"/>
+      <w:pPr>
+        <w:ind w:left="3600" w:hanging="360"/>
+      </w:pPr>
+      <w:rPr>
+        <w:rFonts w:ascii="Courier New" w:hAnsi="Courier New" w:cs="Courier New" w:hint="default"/>
+      </w:rPr>
+    </w:lvl>
+    <w:lvl w:ilvl="5" w:tplc="08090005" w:tentative="1">
+      <w:start w:val="1"/>
+      <w:numFmt w:val="bullet"/>
+      <w:lvlText w:val=""/>
+      <w:lvlJc w:val="left"/>
+      <w:pPr>
+        <w:ind w:left="4320" w:hanging="360"/>
+      </w:pPr>
+      <w:rPr>
+        <w:rFonts w:ascii="Wingdings" w:hAnsi="Wingdings" w:hint="default"/>
+      </w:rPr>
+    </w:lvl>
+    <w:lvl w:ilvl="6" w:tplc="08090001" w:tentative="1">
+      <w:start w:val="1"/>
+      <w:numFmt w:val="bullet"/>
+      <w:lvlText w:val=""/>
+      <w:lvlJc w:val="left"/>
+      <w:pPr>
+        <w:ind w:left="5040" w:hanging="360"/>
+      </w:pPr>
+      <w:rPr>
+        <w:rFonts w:ascii="Symbol" w:hAnsi="Symbol" w:hint="default"/>
+      </w:rPr>
+    </w:lvl>
+    <w:lvl w:ilvl="7" w:tplc="08090003" w:tentative="1">
+      <w:start w:val="1"/>
+      <w:numFmt w:val="bullet"/>
+      <w:lvlText w:val="o"/>
+      <w:lvlJc w:val="left"/>
+      <w:pPr>
+        <w:ind w:left="5760" w:hanging="360"/>
+      </w:pPr>
+      <w:rPr>
+        <w:rFonts w:ascii="Courier New" w:hAnsi="Courier New" w:cs="Courier New" w:hint="default"/>
+      </w:rPr>
+    </w:lvl>
+    <w:lvl w:ilvl="8" w:tplc="08090005" w:tentative="1">
+      <w:start w:val="1"/>
+      <w:numFmt w:val="bullet"/>
+      <w:lvlText w:val=""/>
+      <w:lvlJc w:val="left"/>
+      <w:pPr>
+        <w:ind w:left="6480" w:hanging="360"/>
+      </w:pPr>
+      <w:rPr>
+        <w:rFonts w:ascii="Wingdings" w:hAnsi="Wingdings" w:hint="default"/>
+      </w:rPr>
+    </w:lvl>
+  </w:abstractNum>
+  <w:abstractNum w:abstractNumId="9" w15:restartNumberingAfterBreak="0">
+    <w:nsid w:val="1AD6413D"/>
+    <w:multiLevelType w:val="hybridMultilevel"/>
+    <w:tmpl w:val="2760DA3C"/>
+    <w:lvl w:ilvl="0" w:tplc="08090003">
+      <w:start w:val="1"/>
+      <w:numFmt w:val="bullet"/>
+      <w:lvlText w:val="o"/>
+      <w:lvlJc w:val="left"/>
+      <w:pPr>
+        <w:ind w:left="1080" w:hanging="360"/>
+      </w:pPr>
+      <w:rPr>
+        <w:rFonts w:ascii="Courier New" w:hAnsi="Courier New" w:cs="Courier New" w:hint="default"/>
+      </w:rPr>
+    </w:lvl>
+    <w:lvl w:ilvl="1" w:tplc="08090003" w:tentative="1">
+      <w:start w:val="1"/>
+      <w:numFmt w:val="bullet"/>
+      <w:lvlText w:val="o"/>
+      <w:lvlJc w:val="left"/>
+      <w:pPr>
+        <w:ind w:left="1800" w:hanging="360"/>
+      </w:pPr>
+      <w:rPr>
+        <w:rFonts w:ascii="Courier New" w:hAnsi="Courier New" w:cs="Courier New" w:hint="default"/>
+      </w:rPr>
+    </w:lvl>
+    <w:lvl w:ilvl="2" w:tplc="08090005" w:tentative="1">
+      <w:start w:val="1"/>
+      <w:numFmt w:val="bullet"/>
+      <w:lvlText w:val=""/>
+      <w:lvlJc w:val="left"/>
+      <w:pPr>
+        <w:ind w:left="2520" w:hanging="360"/>
+      </w:pPr>
+      <w:rPr>
+        <w:rFonts w:ascii="Wingdings" w:hAnsi="Wingdings" w:hint="default"/>
+      </w:rPr>
+    </w:lvl>
+    <w:lvl w:ilvl="3" w:tplc="08090001" w:tentative="1">
+      <w:start w:val="1"/>
+      <w:numFmt w:val="bullet"/>
+      <w:lvlText w:val=""/>
+      <w:lvlJc w:val="left"/>
+      <w:pPr>
+        <w:ind w:left="3240" w:hanging="360"/>
+      </w:pPr>
+      <w:rPr>
+        <w:rFonts w:ascii="Symbol" w:hAnsi="Symbol" w:hint="default"/>
+      </w:rPr>
+    </w:lvl>
+    <w:lvl w:ilvl="4" w:tplc="08090003" w:tentative="1">
+      <w:start w:val="1"/>
+      <w:numFmt w:val="bullet"/>
+      <w:lvlText w:val="o"/>
+      <w:lvlJc w:val="left"/>
+      <w:pPr>
+        <w:ind w:left="3960" w:hanging="360"/>
+      </w:pPr>
+      <w:rPr>
+        <w:rFonts w:ascii="Courier New" w:hAnsi="Courier New" w:cs="Courier New" w:hint="default"/>
+      </w:rPr>
+    </w:lvl>
+    <w:lvl w:ilvl="5" w:tplc="08090005" w:tentative="1">
+      <w:start w:val="1"/>
+      <w:numFmt w:val="bullet"/>
+      <w:lvlText w:val=""/>
+      <w:lvlJc w:val="left"/>
+      <w:pPr>
+        <w:ind w:left="4680" w:hanging="360"/>
+      </w:pPr>
+      <w:rPr>
+        <w:rFonts w:ascii="Wingdings" w:hAnsi="Wingdings" w:hint="default"/>
+      </w:rPr>
+    </w:lvl>
+    <w:lvl w:ilvl="6" w:tplc="08090001" w:tentative="1">
+      <w:start w:val="1"/>
+      <w:numFmt w:val="bullet"/>
+      <w:lvlText w:val=""/>
+      <w:lvlJc w:val="left"/>
+      <w:pPr>
+        <w:ind w:left="5400" w:hanging="360"/>
+      </w:pPr>
+      <w:rPr>
+        <w:rFonts w:ascii="Symbol" w:hAnsi="Symbol" w:hint="default"/>
+      </w:rPr>
+    </w:lvl>
+    <w:lvl w:ilvl="7" w:tplc="08090003" w:tentative="1">
+      <w:start w:val="1"/>
+      <w:numFmt w:val="bullet"/>
+      <w:lvlText w:val="o"/>
+      <w:lvlJc w:val="left"/>
+      <w:pPr>
+        <w:ind w:left="6120" w:hanging="360"/>
+      </w:pPr>
+      <w:rPr>
+        <w:rFonts w:ascii="Courier New" w:hAnsi="Courier New" w:cs="Courier New" w:hint="default"/>
+      </w:rPr>
+    </w:lvl>
+    <w:lvl w:ilvl="8" w:tplc="08090005" w:tentative="1">
+      <w:start w:val="1"/>
+      <w:numFmt w:val="bullet"/>
+      <w:lvlText w:val=""/>
+      <w:lvlJc w:val="left"/>
+      <w:pPr>
+        <w:ind w:left="6840" w:hanging="360"/>
+      </w:pPr>
+      <w:rPr>
+        <w:rFonts w:ascii="Wingdings" w:hAnsi="Wingdings" w:hint="default"/>
+      </w:rPr>
+    </w:lvl>
+  </w:abstractNum>
+  <w:abstractNum w:abstractNumId="10" w15:restartNumberingAfterBreak="0">
+    <w:nsid w:val="225D0150"/>
+    <w:multiLevelType w:val="hybridMultilevel"/>
+    <w:tmpl w:val="26CA8C30"/>
+    <w:lvl w:ilvl="0" w:tplc="08090003">
+      <w:start w:val="1"/>
+      <w:numFmt w:val="bullet"/>
+      <w:lvlText w:val="o"/>
+      <w:lvlJc w:val="left"/>
+      <w:pPr>
+        <w:ind w:left="720" w:hanging="360"/>
+      </w:pPr>
+      <w:rPr>
+        <w:rFonts w:ascii="Courier New" w:hAnsi="Courier New" w:cs="Courier New" w:hint="default"/>
+      </w:rPr>
+    </w:lvl>
+    <w:lvl w:ilvl="1" w:tplc="08090003" w:tentative="1">
+      <w:start w:val="1"/>
+      <w:numFmt w:val="bullet"/>
+      <w:lvlText w:val="o"/>
+      <w:lvlJc w:val="left"/>
+      <w:pPr>
+        <w:ind w:left="1440" w:hanging="360"/>
+      </w:pPr>
+      <w:rPr>
+        <w:rFonts w:ascii="Courier New" w:hAnsi="Courier New" w:cs="Courier New" w:hint="default"/>
+      </w:rPr>
+    </w:lvl>
+    <w:lvl w:ilvl="2" w:tplc="08090005" w:tentative="1">
+      <w:start w:val="1"/>
+      <w:numFmt w:val="bullet"/>
+      <w:lvlText w:val=""/>
+      <w:lvlJc w:val="left"/>
+      <w:pPr>
+        <w:ind w:left="2160" w:hanging="360"/>
+      </w:pPr>
+      <w:rPr>
+        <w:rFonts w:ascii="Wingdings" w:hAnsi="Wingdings" w:hint="default"/>
+      </w:rPr>
+    </w:lvl>
+    <w:lvl w:ilvl="3" w:tplc="08090001" w:tentative="1">
+      <w:start w:val="1"/>
+      <w:numFmt w:val="bullet"/>
+      <w:lvlText w:val=""/>
+      <w:lvlJc w:val="left"/>
+      <w:pPr>
+        <w:ind w:left="2880" w:hanging="360"/>
+      </w:pPr>
+      <w:rPr>
+        <w:rFonts w:ascii="Symbol" w:hAnsi="Symbol" w:hint="default"/>
+      </w:rPr>
+    </w:lvl>
+    <w:lvl w:ilvl="4" w:tplc="08090003" w:tentative="1">
+      <w:start w:val="1"/>
+      <w:numFmt w:val="bullet"/>
+      <w:lvlText w:val="o"/>
+      <w:lvlJc w:val="left"/>
+      <w:pPr>
+        <w:ind w:left="3600" w:hanging="360"/>
+      </w:pPr>
+      <w:rPr>
+        <w:rFonts w:ascii="Courier New" w:hAnsi="Courier New" w:cs="Courier New" w:hint="default"/>
+      </w:rPr>
+    </w:lvl>
+    <w:lvl w:ilvl="5" w:tplc="08090005" w:tentative="1">
+      <w:start w:val="1"/>
+      <w:numFmt w:val="bullet"/>
+      <w:lvlText w:val=""/>
+      <w:lvlJc w:val="left"/>
+      <w:pPr>
+        <w:ind w:left="4320" w:hanging="360"/>
+      </w:pPr>
+      <w:rPr>
+        <w:rFonts w:ascii="Wingdings" w:hAnsi="Wingdings" w:hint="default"/>
+      </w:rPr>
+    </w:lvl>
+    <w:lvl w:ilvl="6" w:tplc="08090001" w:tentative="1">
+      <w:start w:val="1"/>
+      <w:numFmt w:val="bullet"/>
+      <w:lvlText w:val=""/>
+      <w:lvlJc w:val="left"/>
+      <w:pPr>
+        <w:ind w:left="5040" w:hanging="360"/>
+      </w:pPr>
+      <w:rPr>
+        <w:rFonts w:ascii="Symbol" w:hAnsi="Symbol" w:hint="default"/>
+      </w:rPr>
+    </w:lvl>
+    <w:lvl w:ilvl="7" w:tplc="08090003" w:tentative="1">
+      <w:start w:val="1"/>
+      <w:numFmt w:val="bullet"/>
+      <w:lvlText w:val="o"/>
+      <w:lvlJc w:val="left"/>
+      <w:pPr>
+        <w:ind w:left="5760" w:hanging="360"/>
+      </w:pPr>
+      <w:rPr>
+        <w:rFonts w:ascii="Courier New" w:hAnsi="Courier New" w:cs="Courier New" w:hint="default"/>
+      </w:rPr>
+    </w:lvl>
+    <w:lvl w:ilvl="8" w:tplc="08090005" w:tentative="1">
+      <w:start w:val="1"/>
+      <w:numFmt w:val="bullet"/>
+      <w:lvlText w:val=""/>
+      <w:lvlJc w:val="left"/>
+      <w:pPr>
+        <w:ind w:left="6480" w:hanging="360"/>
+      </w:pPr>
+      <w:rPr>
+        <w:rFonts w:ascii="Wingdings" w:hAnsi="Wingdings" w:hint="default"/>
+      </w:rPr>
+    </w:lvl>
+  </w:abstractNum>
+  <w:abstractNum w:abstractNumId="11" w15:restartNumberingAfterBreak="0">
+    <w:nsid w:val="2EEB39BD"/>
+    <w:multiLevelType w:val="multilevel"/>
+    <w:tmpl w:val="AF142BBA"/>
+    <w:lvl w:ilvl="0">
+      <w:start w:val="1"/>
+      <w:numFmt w:val="decimal"/>
+      <w:lvlText w:val="%1."/>
+      <w:lvlJc w:val="left"/>
+      <w:pPr>
+        <w:tabs>
+          <w:tab w:val="num" w:pos="720"/>
+        </w:tabs>
+        <w:ind w:left="720" w:hanging="360"/>
+      </w:pPr>
+    </w:lvl>
+    <w:lvl w:ilvl="1" w:tentative="1">
+      <w:start w:val="1"/>
+      <w:numFmt w:val="decimal"/>
+      <w:lvlText w:val="%2."/>
+      <w:lvlJc w:val="left"/>
+      <w:pPr>
+        <w:tabs>
+          <w:tab w:val="num" w:pos="1440"/>
+        </w:tabs>
+        <w:ind w:left="1440" w:hanging="360"/>
+      </w:pPr>
+    </w:lvl>
+    <w:lvl w:ilvl="2" w:tentative="1">
+      <w:start w:val="1"/>
+      <w:numFmt w:val="decimal"/>
+      <w:lvlText w:val="%3."/>
+      <w:lvlJc w:val="left"/>
+      <w:pPr>
+        <w:tabs>
+          <w:tab w:val="num" w:pos="2160"/>
+        </w:tabs>
+        <w:ind w:left="2160" w:hanging="360"/>
+      </w:pPr>
+    </w:lvl>
+    <w:lvl w:ilvl="3" w:tentative="1">
+      <w:start w:val="1"/>
+      <w:numFmt w:val="decimal"/>
+      <w:lvlText w:val="%4."/>
+      <w:lvlJc w:val="left"/>
+      <w:pPr>
+        <w:tabs>
+          <w:tab w:val="num" w:pos="2880"/>
+        </w:tabs>
+        <w:ind w:left="2880" w:hanging="360"/>
+      </w:pPr>
+    </w:lvl>
+    <w:lvl w:ilvl="4" w:tentative="1">
+      <w:start w:val="1"/>
+      <w:numFmt w:val="decimal"/>
+      <w:lvlText w:val="%5."/>
+      <w:lvlJc w:val="left"/>
+      <w:pPr>
+        <w:tabs>
+          <w:tab w:val="num" w:pos="3600"/>
+        </w:tabs>
+        <w:ind w:left="3600" w:hanging="360"/>
+      </w:pPr>
+    </w:lvl>
+    <w:lvl w:ilvl="5" w:tentative="1">
+      <w:start w:val="1"/>
+      <w:numFmt w:val="decimal"/>
+      <w:lvlText w:val="%6."/>
+      <w:lvlJc w:val="left"/>
+      <w:pPr>
+        <w:tabs>
+          <w:tab w:val="num" w:pos="4320"/>
+        </w:tabs>
+        <w:ind w:left="4320" w:hanging="360"/>
+      </w:pPr>
+    </w:lvl>
+    <w:lvl w:ilvl="6" w:tentative="1">
+      <w:start w:val="1"/>
+      <w:numFmt w:val="decimal"/>
+      <w:lvlText w:val="%7."/>
+      <w:lvlJc w:val="left"/>
+      <w:pPr>
+        <w:tabs>
+          <w:tab w:val="num" w:pos="5040"/>
+        </w:tabs>
+        <w:ind w:left="5040" w:hanging="360"/>
+      </w:pPr>
+    </w:lvl>
+    <w:lvl w:ilvl="7" w:tentative="1">
+      <w:start w:val="1"/>
+      <w:numFmt w:val="decimal"/>
+      <w:lvlText w:val="%8."/>
+      <w:lvlJc w:val="left"/>
+      <w:pPr>
+        <w:tabs>
+          <w:tab w:val="num" w:pos="5760"/>
+        </w:tabs>
+        <w:ind w:left="5760" w:hanging="360"/>
+      </w:pPr>
+    </w:lvl>
+    <w:lvl w:ilvl="8" w:tentative="1">
+      <w:start w:val="1"/>
+      <w:numFmt w:val="decimal"/>
+      <w:lvlText w:val="%9."/>
+      <w:lvlJc w:val="left"/>
+      <w:pPr>
+        <w:tabs>
+          <w:tab w:val="num" w:pos="6480"/>
+        </w:tabs>
+        <w:ind w:left="6480" w:hanging="360"/>
+      </w:pPr>
+    </w:lvl>
+  </w:abstractNum>
+  <w:abstractNum w:abstractNumId="12" w15:restartNumberingAfterBreak="0">
     <w:nsid w:val="2F2E3BEF"/>
     <w:multiLevelType w:val="hybridMultilevel"/>
     <w:tmpl w:val="11928204"/>
@@ -1748,7 +4222,7 @@
       </w:rPr>
     </w:lvl>
   </w:abstractNum>
-  <w:abstractNum w:abstractNumId="5" w15:restartNumberingAfterBreak="0">
+  <w:abstractNum w:abstractNumId="13" w15:restartNumberingAfterBreak="0">
     <w:nsid w:val="3A603B3E"/>
     <w:multiLevelType w:val="multilevel"/>
     <w:tmpl w:val="E2EE5A86"/>
@@ -1897,7 +4371,120 @@
       </w:rPr>
     </w:lvl>
   </w:abstractNum>
-  <w:abstractNum w:abstractNumId="6" w15:restartNumberingAfterBreak="0">
+  <w:abstractNum w:abstractNumId="14" w15:restartNumberingAfterBreak="0">
+    <w:nsid w:val="3DDD0C8B"/>
+    <w:multiLevelType w:val="hybridMultilevel"/>
+    <w:tmpl w:val="FB020760"/>
+    <w:lvl w:ilvl="0" w:tplc="08090003">
+      <w:start w:val="1"/>
+      <w:numFmt w:val="bullet"/>
+      <w:lvlText w:val="o"/>
+      <w:lvlJc w:val="left"/>
+      <w:pPr>
+        <w:ind w:left="1080" w:hanging="360"/>
+      </w:pPr>
+      <w:rPr>
+        <w:rFonts w:ascii="Courier New" w:hAnsi="Courier New" w:cs="Courier New" w:hint="default"/>
+      </w:rPr>
+    </w:lvl>
+    <w:lvl w:ilvl="1" w:tplc="08090003" w:tentative="1">
+      <w:start w:val="1"/>
+      <w:numFmt w:val="bullet"/>
+      <w:lvlText w:val="o"/>
+      <w:lvlJc w:val="left"/>
+      <w:pPr>
+        <w:ind w:left="1800" w:hanging="360"/>
+      </w:pPr>
+      <w:rPr>
+        <w:rFonts w:ascii="Courier New" w:hAnsi="Courier New" w:cs="Courier New" w:hint="default"/>
+      </w:rPr>
+    </w:lvl>
+    <w:lvl w:ilvl="2" w:tplc="08090005" w:tentative="1">
+      <w:start w:val="1"/>
+      <w:numFmt w:val="bullet"/>
+      <w:lvlText w:val=""/>
+      <w:lvlJc w:val="left"/>
+      <w:pPr>
+        <w:ind w:left="2520" w:hanging="360"/>
+      </w:pPr>
+      <w:rPr>
+        <w:rFonts w:ascii="Wingdings" w:hAnsi="Wingdings" w:hint="default"/>
+      </w:rPr>
+    </w:lvl>
+    <w:lvl w:ilvl="3" w:tplc="08090001" w:tentative="1">
+      <w:start w:val="1"/>
+      <w:numFmt w:val="bullet"/>
+      <w:lvlText w:val=""/>
+      <w:lvlJc w:val="left"/>
+      <w:pPr>
+        <w:ind w:left="3240" w:hanging="360"/>
+      </w:pPr>
+      <w:rPr>
+        <w:rFonts w:ascii="Symbol" w:hAnsi="Symbol" w:hint="default"/>
+      </w:rPr>
+    </w:lvl>
+    <w:lvl w:ilvl="4" w:tplc="08090003" w:tentative="1">
+      <w:start w:val="1"/>
+      <w:numFmt w:val="bullet"/>
+      <w:lvlText w:val="o"/>
+      <w:lvlJc w:val="left"/>
+      <w:pPr>
+        <w:ind w:left="3960" w:hanging="360"/>
+      </w:pPr>
+      <w:rPr>
+        <w:rFonts w:ascii="Courier New" w:hAnsi="Courier New" w:cs="Courier New" w:hint="default"/>
+      </w:rPr>
+    </w:lvl>
+    <w:lvl w:ilvl="5" w:tplc="08090005" w:tentative="1">
+      <w:start w:val="1"/>
+      <w:numFmt w:val="bullet"/>
+      <w:lvlText w:val=""/>
+      <w:lvlJc w:val="left"/>
+      <w:pPr>
+        <w:ind w:left="4680" w:hanging="360"/>
+      </w:pPr>
+      <w:rPr>
+        <w:rFonts w:ascii="Wingdings" w:hAnsi="Wingdings" w:hint="default"/>
+      </w:rPr>
+    </w:lvl>
+    <w:lvl w:ilvl="6" w:tplc="08090001" w:tentative="1">
+      <w:start w:val="1"/>
+      <w:numFmt w:val="bullet"/>
+      <w:lvlText w:val=""/>
+      <w:lvlJc w:val="left"/>
+      <w:pPr>
+        <w:ind w:left="5400" w:hanging="360"/>
+      </w:pPr>
+      <w:rPr>
+        <w:rFonts w:ascii="Symbol" w:hAnsi="Symbol" w:hint="default"/>
+      </w:rPr>
+    </w:lvl>
+    <w:lvl w:ilvl="7" w:tplc="08090003" w:tentative="1">
+      <w:start w:val="1"/>
+      <w:numFmt w:val="bullet"/>
+      <w:lvlText w:val="o"/>
+      <w:lvlJc w:val="left"/>
+      <w:pPr>
+        <w:ind w:left="6120" w:hanging="360"/>
+      </w:pPr>
+      <w:rPr>
+        <w:rFonts w:ascii="Courier New" w:hAnsi="Courier New" w:cs="Courier New" w:hint="default"/>
+      </w:rPr>
+    </w:lvl>
+    <w:lvl w:ilvl="8" w:tplc="08090005" w:tentative="1">
+      <w:start w:val="1"/>
+      <w:numFmt w:val="bullet"/>
+      <w:lvlText w:val=""/>
+      <w:lvlJc w:val="left"/>
+      <w:pPr>
+        <w:ind w:left="6840" w:hanging="360"/>
+      </w:pPr>
+      <w:rPr>
+        <w:rFonts w:ascii="Wingdings" w:hAnsi="Wingdings" w:hint="default"/>
+      </w:rPr>
+    </w:lvl>
+  </w:abstractNum>
+  <w:abstractNum w:abstractNumId="15" w15:restartNumberingAfterBreak="0">
     <w:nsid w:val="41A645BE"/>
     <w:multiLevelType w:val="hybridMultilevel"/>
     <w:tmpl w:val="94FE7124"/>
@@ -2010,7 +4597,679 @@
       </w:rPr>
     </w:lvl>
   </w:abstractNum>
-  <w:abstractNum w:abstractNumId="7" w15:restartNumberingAfterBreak="0">
+  <w:abstractNum w:abstractNumId="16" w15:restartNumberingAfterBreak="0">
+    <w:nsid w:val="4A7A6D03"/>
+    <w:multiLevelType w:val="multilevel"/>
+    <w:tmpl w:val="DAAEDF58"/>
+    <w:lvl w:ilvl="0">
+      <w:start w:val="1"/>
+      <w:numFmt w:val="bullet"/>
+      <w:lvlText w:val=""/>
+      <w:lvlJc w:val="left"/>
+      <w:pPr>
+        <w:tabs>
+          <w:tab w:val="num" w:pos="720"/>
+        </w:tabs>
+        <w:ind w:left="720" w:hanging="360"/>
+      </w:pPr>
+      <w:rPr>
+        <w:rFonts w:ascii="Symbol" w:hAnsi="Symbol" w:hint="default"/>
+        <w:sz w:val="20"/>
+      </w:rPr>
+    </w:lvl>
+    <w:lvl w:ilvl="1" w:tentative="1">
+      <w:start w:val="1"/>
+      <w:numFmt w:val="bullet"/>
+      <w:lvlText w:val="o"/>
+      <w:lvlJc w:val="left"/>
+      <w:pPr>
+        <w:tabs>
+          <w:tab w:val="num" w:pos="1440"/>
+        </w:tabs>
+        <w:ind w:left="1440" w:hanging="360"/>
+      </w:pPr>
+      <w:rPr>
+        <w:rFonts w:ascii="Courier New" w:hAnsi="Courier New" w:hint="default"/>
+        <w:sz w:val="20"/>
+      </w:rPr>
+    </w:lvl>
+    <w:lvl w:ilvl="2" w:tentative="1">
+      <w:start w:val="1"/>
+      <w:numFmt w:val="bullet"/>
+      <w:lvlText w:val=""/>
+      <w:lvlJc w:val="left"/>
+      <w:pPr>
+        <w:tabs>
+          <w:tab w:val="num" w:pos="2160"/>
+        </w:tabs>
+        <w:ind w:left="2160" w:hanging="360"/>
+      </w:pPr>
+      <w:rPr>
+        <w:rFonts w:ascii="Wingdings" w:hAnsi="Wingdings" w:hint="default"/>
+        <w:sz w:val="20"/>
+      </w:rPr>
+    </w:lvl>
+    <w:lvl w:ilvl="3" w:tentative="1">
+      <w:start w:val="1"/>
+      <w:numFmt w:val="bullet"/>
+      <w:lvlText w:val=""/>
+      <w:lvlJc w:val="left"/>
+      <w:pPr>
+        <w:tabs>
+          <w:tab w:val="num" w:pos="2880"/>
+        </w:tabs>
+        <w:ind w:left="2880" w:hanging="360"/>
+      </w:pPr>
+      <w:rPr>
+        <w:rFonts w:ascii="Wingdings" w:hAnsi="Wingdings" w:hint="default"/>
+        <w:sz w:val="20"/>
+      </w:rPr>
+    </w:lvl>
+    <w:lvl w:ilvl="4" w:tentative="1">
+      <w:start w:val="1"/>
+      <w:numFmt w:val="bullet"/>
+      <w:lvlText w:val=""/>
+      <w:lvlJc w:val="left"/>
+      <w:pPr>
+        <w:tabs>
+          <w:tab w:val="num" w:pos="3600"/>
+        </w:tabs>
+        <w:ind w:left="3600" w:hanging="360"/>
+      </w:pPr>
+      <w:rPr>
+        <w:rFonts w:ascii="Wingdings" w:hAnsi="Wingdings" w:hint="default"/>
+        <w:sz w:val="20"/>
+      </w:rPr>
+    </w:lvl>
+    <w:lvl w:ilvl="5" w:tentative="1">
+      <w:start w:val="1"/>
+      <w:numFmt w:val="bullet"/>
+      <w:lvlText w:val=""/>
+      <w:lvlJc w:val="left"/>
+      <w:pPr>
+        <w:tabs>
+          <w:tab w:val="num" w:pos="4320"/>
+        </w:tabs>
+        <w:ind w:left="4320" w:hanging="360"/>
+      </w:pPr>
+      <w:rPr>
+        <w:rFonts w:ascii="Wingdings" w:hAnsi="Wingdings" w:hint="default"/>
+        <w:sz w:val="20"/>
+      </w:rPr>
+    </w:lvl>
+    <w:lvl w:ilvl="6" w:tentative="1">
+      <w:start w:val="1"/>
+      <w:numFmt w:val="bullet"/>
+      <w:lvlText w:val=""/>
+      <w:lvlJc w:val="left"/>
+      <w:pPr>
+        <w:tabs>
+          <w:tab w:val="num" w:pos="5040"/>
+        </w:tabs>
+        <w:ind w:left="5040" w:hanging="360"/>
+      </w:pPr>
+      <w:rPr>
+        <w:rFonts w:ascii="Wingdings" w:hAnsi="Wingdings" w:hint="default"/>
+        <w:sz w:val="20"/>
+      </w:rPr>
+    </w:lvl>
+    <w:lvl w:ilvl="7" w:tentative="1">
+      <w:start w:val="1"/>
+      <w:numFmt w:val="bullet"/>
+      <w:lvlText w:val=""/>
+      <w:lvlJc w:val="left"/>
+      <w:pPr>
+        <w:tabs>
+          <w:tab w:val="num" w:pos="5760"/>
+        </w:tabs>
+        <w:ind w:left="5760" w:hanging="360"/>
+      </w:pPr>
+      <w:rPr>
+        <w:rFonts w:ascii="Wingdings" w:hAnsi="Wingdings" w:hint="default"/>
+        <w:sz w:val="20"/>
+      </w:rPr>
+    </w:lvl>
+    <w:lvl w:ilvl="8" w:tentative="1">
+      <w:start w:val="1"/>
+      <w:numFmt w:val="bullet"/>
+      <w:lvlText w:val=""/>
+      <w:lvlJc w:val="left"/>
+      <w:pPr>
+        <w:tabs>
+          <w:tab w:val="num" w:pos="6480"/>
+        </w:tabs>
+        <w:ind w:left="6480" w:hanging="360"/>
+      </w:pPr>
+      <w:rPr>
+        <w:rFonts w:ascii="Wingdings" w:hAnsi="Wingdings" w:hint="default"/>
+        <w:sz w:val="20"/>
+      </w:rPr>
+    </w:lvl>
+  </w:abstractNum>
+  <w:abstractNum w:abstractNumId="17" w15:restartNumberingAfterBreak="0">
+    <w:nsid w:val="4BF0729B"/>
+    <w:multiLevelType w:val="multilevel"/>
+    <w:tmpl w:val="DC1E0F12"/>
+    <w:lvl w:ilvl="0">
+      <w:start w:val="1"/>
+      <w:numFmt w:val="bullet"/>
+      <w:lvlText w:val=""/>
+      <w:lvlJc w:val="left"/>
+      <w:pPr>
+        <w:tabs>
+          <w:tab w:val="num" w:pos="720"/>
+        </w:tabs>
+        <w:ind w:left="720" w:hanging="360"/>
+      </w:pPr>
+      <w:rPr>
+        <w:rFonts w:ascii="Symbol" w:hAnsi="Symbol" w:hint="default"/>
+        <w:sz w:val="20"/>
+      </w:rPr>
+    </w:lvl>
+    <w:lvl w:ilvl="1">
+      <w:start w:val="1"/>
+      <w:numFmt w:val="bullet"/>
+      <w:lvlText w:val="o"/>
+      <w:lvlJc w:val="left"/>
+      <w:pPr>
+        <w:tabs>
+          <w:tab w:val="num" w:pos="1440"/>
+        </w:tabs>
+        <w:ind w:left="1440" w:hanging="360"/>
+      </w:pPr>
+      <w:rPr>
+        <w:rFonts w:ascii="Courier New" w:hAnsi="Courier New" w:hint="default"/>
+        <w:sz w:val="20"/>
+      </w:rPr>
+    </w:lvl>
+    <w:lvl w:ilvl="2" w:tentative="1">
+      <w:start w:val="1"/>
+      <w:numFmt w:val="bullet"/>
+      <w:lvlText w:val=""/>
+      <w:lvlJc w:val="left"/>
+      <w:pPr>
+        <w:tabs>
+          <w:tab w:val="num" w:pos="2160"/>
+        </w:tabs>
+        <w:ind w:left="2160" w:hanging="360"/>
+      </w:pPr>
+      <w:rPr>
+        <w:rFonts w:ascii="Wingdings" w:hAnsi="Wingdings" w:hint="default"/>
+        <w:sz w:val="20"/>
+      </w:rPr>
+    </w:lvl>
+    <w:lvl w:ilvl="3" w:tentative="1">
+      <w:start w:val="1"/>
+      <w:numFmt w:val="bullet"/>
+      <w:lvlText w:val=""/>
+      <w:lvlJc w:val="left"/>
+      <w:pPr>
+        <w:tabs>
+          <w:tab w:val="num" w:pos="2880"/>
+        </w:tabs>
+        <w:ind w:left="2880" w:hanging="360"/>
+      </w:pPr>
+      <w:rPr>
+        <w:rFonts w:ascii="Wingdings" w:hAnsi="Wingdings" w:hint="default"/>
+        <w:sz w:val="20"/>
+      </w:rPr>
+    </w:lvl>
+    <w:lvl w:ilvl="4" w:tentative="1">
+      <w:start w:val="1"/>
+      <w:numFmt w:val="bullet"/>
+      <w:lvlText w:val=""/>
+      <w:lvlJc w:val="left"/>
+      <w:pPr>
+        <w:tabs>
+          <w:tab w:val="num" w:pos="3600"/>
+        </w:tabs>
+        <w:ind w:left="3600" w:hanging="360"/>
+      </w:pPr>
+      <w:rPr>
+        <w:rFonts w:ascii="Wingdings" w:hAnsi="Wingdings" w:hint="default"/>
+        <w:sz w:val="20"/>
+      </w:rPr>
+    </w:lvl>
+    <w:lvl w:ilvl="5" w:tentative="1">
+      <w:start w:val="1"/>
+      <w:numFmt w:val="bullet"/>
+      <w:lvlText w:val=""/>
+      <w:lvlJc w:val="left"/>
+      <w:pPr>
+        <w:tabs>
+          <w:tab w:val="num" w:pos="4320"/>
+        </w:tabs>
+        <w:ind w:left="4320" w:hanging="360"/>
+      </w:pPr>
+      <w:rPr>
+        <w:rFonts w:ascii="Wingdings" w:hAnsi="Wingdings" w:hint="default"/>
+        <w:sz w:val="20"/>
+      </w:rPr>
+    </w:lvl>
+    <w:lvl w:ilvl="6" w:tentative="1">
+      <w:start w:val="1"/>
+      <w:numFmt w:val="bullet"/>
+      <w:lvlText w:val=""/>
+      <w:lvlJc w:val="left"/>
+      <w:pPr>
+        <w:tabs>
+          <w:tab w:val="num" w:pos="5040"/>
+        </w:tabs>
+        <w:ind w:left="5040" w:hanging="360"/>
+      </w:pPr>
+      <w:rPr>
+        <w:rFonts w:ascii="Wingdings" w:hAnsi="Wingdings" w:hint="default"/>
+        <w:sz w:val="20"/>
+      </w:rPr>
+    </w:lvl>
+    <w:lvl w:ilvl="7" w:tentative="1">
+      <w:start w:val="1"/>
+      <w:numFmt w:val="bullet"/>
+      <w:lvlText w:val=""/>
+      <w:lvlJc w:val="left"/>
+      <w:pPr>
+        <w:tabs>
+          <w:tab w:val="num" w:pos="5760"/>
+        </w:tabs>
+        <w:ind w:left="5760" w:hanging="360"/>
+      </w:pPr>
+      <w:rPr>
+        <w:rFonts w:ascii="Wingdings" w:hAnsi="Wingdings" w:hint="default"/>
+        <w:sz w:val="20"/>
+      </w:rPr>
+    </w:lvl>
+    <w:lvl w:ilvl="8" w:tentative="1">
+      <w:start w:val="1"/>
+      <w:numFmt w:val="bullet"/>
+      <w:lvlText w:val=""/>
+      <w:lvlJc w:val="left"/>
+      <w:pPr>
+        <w:tabs>
+          <w:tab w:val="num" w:pos="6480"/>
+        </w:tabs>
+        <w:ind w:left="6480" w:hanging="360"/>
+      </w:pPr>
+      <w:rPr>
+        <w:rFonts w:ascii="Wingdings" w:hAnsi="Wingdings" w:hint="default"/>
+        <w:sz w:val="20"/>
+      </w:rPr>
+    </w:lvl>
+  </w:abstractNum>
+  <w:abstractNum w:abstractNumId="18" w15:restartNumberingAfterBreak="0">
+    <w:nsid w:val="4CDB3E3F"/>
+    <w:multiLevelType w:val="hybridMultilevel"/>
+    <w:tmpl w:val="6420913C"/>
+    <w:lvl w:ilvl="0" w:tplc="08090003">
+      <w:start w:val="1"/>
+      <w:numFmt w:val="bullet"/>
+      <w:lvlText w:val="o"/>
+      <w:lvlJc w:val="left"/>
+      <w:pPr>
+        <w:ind w:left="720" w:hanging="360"/>
+      </w:pPr>
+      <w:rPr>
+        <w:rFonts w:ascii="Courier New" w:hAnsi="Courier New" w:cs="Courier New" w:hint="default"/>
+      </w:rPr>
+    </w:lvl>
+    <w:lvl w:ilvl="1" w:tplc="08090003" w:tentative="1">
+      <w:start w:val="1"/>
+      <w:numFmt w:val="bullet"/>
+      <w:lvlText w:val="o"/>
+      <w:lvlJc w:val="left"/>
+      <w:pPr>
+        <w:ind w:left="1440" w:hanging="360"/>
+      </w:pPr>
+      <w:rPr>
+        <w:rFonts w:ascii="Courier New" w:hAnsi="Courier New" w:cs="Courier New" w:hint="default"/>
+      </w:rPr>
+    </w:lvl>
+    <w:lvl w:ilvl="2" w:tplc="08090005" w:tentative="1">
+      <w:start w:val="1"/>
+      <w:numFmt w:val="bullet"/>
+      <w:lvlText w:val=""/>
+      <w:lvlJc w:val="left"/>
+      <w:pPr>
+        <w:ind w:left="2160" w:hanging="360"/>
+      </w:pPr>
+      <w:rPr>
+        <w:rFonts w:ascii="Wingdings" w:hAnsi="Wingdings" w:hint="default"/>
+      </w:rPr>
+    </w:lvl>
+    <w:lvl w:ilvl="3" w:tplc="08090001" w:tentative="1">
+      <w:start w:val="1"/>
+      <w:numFmt w:val="bullet"/>
+      <w:lvlText w:val=""/>
+      <w:lvlJc w:val="left"/>
+      <w:pPr>
+        <w:ind w:left="2880" w:hanging="360"/>
+      </w:pPr>
+      <w:rPr>
+        <w:rFonts w:ascii="Symbol" w:hAnsi="Symbol" w:hint="default"/>
+      </w:rPr>
+    </w:lvl>
+    <w:lvl w:ilvl="4" w:tplc="08090003" w:tentative="1">
+      <w:start w:val="1"/>
+      <w:numFmt w:val="bullet"/>
+      <w:lvlText w:val="o"/>
+      <w:lvlJc w:val="left"/>
+      <w:pPr>
+        <w:ind w:left="3600" w:hanging="360"/>
+      </w:pPr>
+      <w:rPr>
+        <w:rFonts w:ascii="Courier New" w:hAnsi="Courier New" w:cs="Courier New" w:hint="default"/>
+      </w:rPr>
+    </w:lvl>
+    <w:lvl w:ilvl="5" w:tplc="08090005" w:tentative="1">
+      <w:start w:val="1"/>
+      <w:numFmt w:val="bullet"/>
+      <w:lvlText w:val=""/>
+      <w:lvlJc w:val="left"/>
+      <w:pPr>
+        <w:ind w:left="4320" w:hanging="360"/>
+      </w:pPr>
+      <w:rPr>
+        <w:rFonts w:ascii="Wingdings" w:hAnsi="Wingdings" w:hint="default"/>
+      </w:rPr>
+    </w:lvl>
+    <w:lvl w:ilvl="6" w:tplc="08090001" w:tentative="1">
+      <w:start w:val="1"/>
+      <w:numFmt w:val="bullet"/>
+      <w:lvlText w:val=""/>
+      <w:lvlJc w:val="left"/>
+      <w:pPr>
+        <w:ind w:left="5040" w:hanging="360"/>
+      </w:pPr>
+      <w:rPr>
+        <w:rFonts w:ascii="Symbol" w:hAnsi="Symbol" w:hint="default"/>
+      </w:rPr>
+    </w:lvl>
+    <w:lvl w:ilvl="7" w:tplc="08090003" w:tentative="1">
+      <w:start w:val="1"/>
+      <w:numFmt w:val="bullet"/>
+      <w:lvlText w:val="o"/>
+      <w:lvlJc w:val="left"/>
+      <w:pPr>
+        <w:ind w:left="5760" w:hanging="360"/>
+      </w:pPr>
+      <w:rPr>
+        <w:rFonts w:ascii="Courier New" w:hAnsi="Courier New" w:cs="Courier New" w:hint="default"/>
+      </w:rPr>
+    </w:lvl>
+    <w:lvl w:ilvl="8" w:tplc="08090005" w:tentative="1">
+      <w:start w:val="1"/>
+      <w:numFmt w:val="bullet"/>
+      <w:lvlText w:val=""/>
+      <w:lvlJc w:val="left"/>
+      <w:pPr>
+        <w:ind w:left="6480" w:hanging="360"/>
+      </w:pPr>
+      <w:rPr>
+        <w:rFonts w:ascii="Wingdings" w:hAnsi="Wingdings" w:hint="default"/>
+      </w:rPr>
+    </w:lvl>
+  </w:abstractNum>
+  <w:abstractNum w:abstractNumId="19" w15:restartNumberingAfterBreak="0">
+    <w:nsid w:val="52CD51A7"/>
+    <w:multiLevelType w:val="multilevel"/>
+    <w:tmpl w:val="73BC6402"/>
+    <w:lvl w:ilvl="0">
+      <w:start w:val="1"/>
+      <w:numFmt w:val="bullet"/>
+      <w:lvlText w:val=""/>
+      <w:lvlJc w:val="left"/>
+      <w:pPr>
+        <w:tabs>
+          <w:tab w:val="num" w:pos="720"/>
+        </w:tabs>
+        <w:ind w:left="720" w:hanging="360"/>
+      </w:pPr>
+      <w:rPr>
+        <w:rFonts w:ascii="Symbol" w:hAnsi="Symbol" w:hint="default"/>
+        <w:sz w:val="20"/>
+      </w:rPr>
+    </w:lvl>
+    <w:lvl w:ilvl="1" w:tentative="1">
+      <w:start w:val="1"/>
+      <w:numFmt w:val="bullet"/>
+      <w:lvlText w:val="o"/>
+      <w:lvlJc w:val="left"/>
+      <w:pPr>
+        <w:tabs>
+          <w:tab w:val="num" w:pos="1440"/>
+        </w:tabs>
+        <w:ind w:left="1440" w:hanging="360"/>
+      </w:pPr>
+      <w:rPr>
+        <w:rFonts w:ascii="Courier New" w:hAnsi="Courier New" w:hint="default"/>
+        <w:sz w:val="20"/>
+      </w:rPr>
+    </w:lvl>
+    <w:lvl w:ilvl="2" w:tentative="1">
+      <w:start w:val="1"/>
+      <w:numFmt w:val="bullet"/>
+      <w:lvlText w:val=""/>
+      <w:lvlJc w:val="left"/>
+      <w:pPr>
+        <w:tabs>
+          <w:tab w:val="num" w:pos="2160"/>
+        </w:tabs>
+        <w:ind w:left="2160" w:hanging="360"/>
+      </w:pPr>
+      <w:rPr>
+        <w:rFonts w:ascii="Wingdings" w:hAnsi="Wingdings" w:hint="default"/>
+        <w:sz w:val="20"/>
+      </w:rPr>
+    </w:lvl>
+    <w:lvl w:ilvl="3" w:tentative="1">
+      <w:start w:val="1"/>
+      <w:numFmt w:val="bullet"/>
+      <w:lvlText w:val=""/>
+      <w:lvlJc w:val="left"/>
+      <w:pPr>
+        <w:tabs>
+          <w:tab w:val="num" w:pos="2880"/>
+        </w:tabs>
+        <w:ind w:left="2880" w:hanging="360"/>
+      </w:pPr>
+      <w:rPr>
+        <w:rFonts w:ascii="Wingdings" w:hAnsi="Wingdings" w:hint="default"/>
+        <w:sz w:val="20"/>
+      </w:rPr>
+    </w:lvl>
+    <w:lvl w:ilvl="4" w:tentative="1">
+      <w:start w:val="1"/>
+      <w:numFmt w:val="bullet"/>
+      <w:lvlText w:val=""/>
+      <w:lvlJc w:val="left"/>
+      <w:pPr>
+        <w:tabs>
+          <w:tab w:val="num" w:pos="3600"/>
+        </w:tabs>
+        <w:ind w:left="3600" w:hanging="360"/>
+      </w:pPr>
+      <w:rPr>
+        <w:rFonts w:ascii="Wingdings" w:hAnsi="Wingdings" w:hint="default"/>
+        <w:sz w:val="20"/>
+      </w:rPr>
+    </w:lvl>
+    <w:lvl w:ilvl="5" w:tentative="1">
+      <w:start w:val="1"/>
+      <w:numFmt w:val="bullet"/>
+      <w:lvlText w:val=""/>
+      <w:lvlJc w:val="left"/>
+      <w:pPr>
+        <w:tabs>
+          <w:tab w:val="num" w:pos="4320"/>
+        </w:tabs>
+        <w:ind w:left="4320" w:hanging="360"/>
+      </w:pPr>
+      <w:rPr>
+        <w:rFonts w:ascii="Wingdings" w:hAnsi="Wingdings" w:hint="default"/>
+        <w:sz w:val="20"/>
+      </w:rPr>
+    </w:lvl>
+    <w:lvl w:ilvl="6" w:tentative="1">
+      <w:start w:val="1"/>
+      <w:numFmt w:val="bullet"/>
+      <w:lvlText w:val=""/>
+      <w:lvlJc w:val="left"/>
+      <w:pPr>
+        <w:tabs>
+          <w:tab w:val="num" w:pos="5040"/>
+        </w:tabs>
+        <w:ind w:left="5040" w:hanging="360"/>
+      </w:pPr>
+      <w:rPr>
+        <w:rFonts w:ascii="Wingdings" w:hAnsi="Wingdings" w:hint="default"/>
+        <w:sz w:val="20"/>
+      </w:rPr>
+    </w:lvl>
+    <w:lvl w:ilvl="7" w:tentative="1">
+      <w:start w:val="1"/>
+      <w:numFmt w:val="bullet"/>
+      <w:lvlText w:val=""/>
+      <w:lvlJc w:val="left"/>
+      <w:pPr>
+        <w:tabs>
+          <w:tab w:val="num" w:pos="5760"/>
+        </w:tabs>
+        <w:ind w:left="5760" w:hanging="360"/>
+      </w:pPr>
+      <w:rPr>
+        <w:rFonts w:ascii="Wingdings" w:hAnsi="Wingdings" w:hint="default"/>
+        <w:sz w:val="20"/>
+      </w:rPr>
+    </w:lvl>
+    <w:lvl w:ilvl="8" w:tentative="1">
+      <w:start w:val="1"/>
+      <w:numFmt w:val="bullet"/>
+      <w:lvlText w:val=""/>
+      <w:lvlJc w:val="left"/>
+      <w:pPr>
+        <w:tabs>
+          <w:tab w:val="num" w:pos="6480"/>
+        </w:tabs>
+        <w:ind w:left="6480" w:hanging="360"/>
+      </w:pPr>
+      <w:rPr>
+        <w:rFonts w:ascii="Wingdings" w:hAnsi="Wingdings" w:hint="default"/>
+        <w:sz w:val="20"/>
+      </w:rPr>
+    </w:lvl>
+  </w:abstractNum>
+  <w:abstractNum w:abstractNumId="20" w15:restartNumberingAfterBreak="0">
+    <w:nsid w:val="5B15000A"/>
+    <w:multiLevelType w:val="hybridMultilevel"/>
+    <w:tmpl w:val="EF1EEED4"/>
+    <w:lvl w:ilvl="0" w:tplc="DCC8A25E">
+      <w:numFmt w:val="bullet"/>
+      <w:lvlText w:val="-"/>
+      <w:lvlJc w:val="left"/>
+      <w:pPr>
+        <w:ind w:left="1080" w:hanging="360"/>
+      </w:pPr>
+      <w:rPr>
+        <w:rFonts w:ascii="Aptos" w:eastAsiaTheme="minorHAnsi" w:hAnsi="Aptos" w:cstheme="minorBidi" w:hint="default"/>
+      </w:rPr>
+    </w:lvl>
+    <w:lvl w:ilvl="1" w:tplc="08090003" w:tentative="1">
+      <w:start w:val="1"/>
+      <w:numFmt w:val="bullet"/>
+      <w:lvlText w:val="o"/>
+      <w:lvlJc w:val="left"/>
+      <w:pPr>
+        <w:ind w:left="1800" w:hanging="360"/>
+      </w:pPr>
+      <w:rPr>
+        <w:rFonts w:ascii="Courier New" w:hAnsi="Courier New" w:cs="Courier New" w:hint="default"/>
+      </w:rPr>
+    </w:lvl>
+    <w:lvl w:ilvl="2" w:tplc="08090005" w:tentative="1">
+      <w:start w:val="1"/>
+      <w:numFmt w:val="bullet"/>
+      <w:lvlText w:val=""/>
+      <w:lvlJc w:val="left"/>
+      <w:pPr>
+        <w:ind w:left="2520" w:hanging="360"/>
+      </w:pPr>
+      <w:rPr>
+        <w:rFonts w:ascii="Wingdings" w:hAnsi="Wingdings" w:hint="default"/>
+      </w:rPr>
+    </w:lvl>
+    <w:lvl w:ilvl="3" w:tplc="08090001" w:tentative="1">
+      <w:start w:val="1"/>
+      <w:numFmt w:val="bullet"/>
+      <w:lvlText w:val=""/>
+      <w:lvlJc w:val="left"/>
+      <w:pPr>
+        <w:ind w:left="3240" w:hanging="360"/>
+      </w:pPr>
+      <w:rPr>
+        <w:rFonts w:ascii="Symbol" w:hAnsi="Symbol" w:hint="default"/>
+      </w:rPr>
+    </w:lvl>
+    <w:lvl w:ilvl="4" w:tplc="08090003" w:tentative="1">
+      <w:start w:val="1"/>
+      <w:numFmt w:val="bullet"/>
+      <w:lvlText w:val="o"/>
+      <w:lvlJc w:val="left"/>
+      <w:pPr>
+        <w:ind w:left="3960" w:hanging="360"/>
+      </w:pPr>
+      <w:rPr>
+        <w:rFonts w:ascii="Courier New" w:hAnsi="Courier New" w:cs="Courier New" w:hint="default"/>
+      </w:rPr>
+    </w:lvl>
+    <w:lvl w:ilvl="5" w:tplc="08090005" w:tentative="1">
+      <w:start w:val="1"/>
+      <w:numFmt w:val="bullet"/>
+      <w:lvlText w:val=""/>
+      <w:lvlJc w:val="left"/>
+      <w:pPr>
+        <w:ind w:left="4680" w:hanging="360"/>
+      </w:pPr>
+      <w:rPr>
+        <w:rFonts w:ascii="Wingdings" w:hAnsi="Wingdings" w:hint="default"/>
+      </w:rPr>
+    </w:lvl>
+    <w:lvl w:ilvl="6" w:tplc="08090001" w:tentative="1">
+      <w:start w:val="1"/>
+      <w:numFmt w:val="bullet"/>
+      <w:lvlText w:val=""/>
+      <w:lvlJc w:val="left"/>
+      <w:pPr>
+        <w:ind w:left="5400" w:hanging="360"/>
+      </w:pPr>
+      <w:rPr>
+        <w:rFonts w:ascii="Symbol" w:hAnsi="Symbol" w:hint="default"/>
+      </w:rPr>
+    </w:lvl>
+    <w:lvl w:ilvl="7" w:tplc="08090003" w:tentative="1">
+      <w:start w:val="1"/>
+      <w:numFmt w:val="bullet"/>
+      <w:lvlText w:val="o"/>
+      <w:lvlJc w:val="left"/>
+      <w:pPr>
+        <w:ind w:left="6120" w:hanging="360"/>
+      </w:pPr>
+      <w:rPr>
+        <w:rFonts w:ascii="Courier New" w:hAnsi="Courier New" w:cs="Courier New" w:hint="default"/>
+      </w:rPr>
+    </w:lvl>
+    <w:lvl w:ilvl="8" w:tplc="08090005" w:tentative="1">
+      <w:start w:val="1"/>
+      <w:numFmt w:val="bullet"/>
+      <w:lvlText w:val=""/>
+      <w:lvlJc w:val="left"/>
+      <w:pPr>
+        <w:ind w:left="6840" w:hanging="360"/>
+      </w:pPr>
+      <w:rPr>
+        <w:rFonts w:ascii="Wingdings" w:hAnsi="Wingdings" w:hint="default"/>
+      </w:rPr>
+    </w:lvl>
+  </w:abstractNum>
+  <w:abstractNum w:abstractNumId="21" w15:restartNumberingAfterBreak="0">
     <w:nsid w:val="5D1C3350"/>
     <w:multiLevelType w:val="hybridMultilevel"/>
     <w:tmpl w:val="82266C88"/>
@@ -2123,7 +5382,7 @@
       </w:rPr>
     </w:lvl>
   </w:abstractNum>
-  <w:abstractNum w:abstractNumId="8" w15:restartNumberingAfterBreak="0">
+  <w:abstractNum w:abstractNumId="22" w15:restartNumberingAfterBreak="0">
     <w:nsid w:val="60C52759"/>
     <w:multiLevelType w:val="multilevel"/>
     <w:tmpl w:val="521EC5E0"/>
@@ -2272,7 +5531,156 @@
       </w:rPr>
     </w:lvl>
   </w:abstractNum>
-  <w:abstractNum w:abstractNumId="9" w15:restartNumberingAfterBreak="0">
+  <w:abstractNum w:abstractNumId="23" w15:restartNumberingAfterBreak="0">
+    <w:nsid w:val="622907B0"/>
+    <w:multiLevelType w:val="multilevel"/>
+    <w:tmpl w:val="5240E434"/>
+    <w:lvl w:ilvl="0">
+      <w:start w:val="1"/>
+      <w:numFmt w:val="bullet"/>
+      <w:lvlText w:val=""/>
+      <w:lvlJc w:val="left"/>
+      <w:pPr>
+        <w:tabs>
+          <w:tab w:val="num" w:pos="720"/>
+        </w:tabs>
+        <w:ind w:left="720" w:hanging="360"/>
+      </w:pPr>
+      <w:rPr>
+        <w:rFonts w:ascii="Symbol" w:hAnsi="Symbol" w:hint="default"/>
+        <w:sz w:val="20"/>
+      </w:rPr>
+    </w:lvl>
+    <w:lvl w:ilvl="1" w:tentative="1">
+      <w:start w:val="1"/>
+      <w:numFmt w:val="bullet"/>
+      <w:lvlText w:val="o"/>
+      <w:lvlJc w:val="left"/>
+      <w:pPr>
+        <w:tabs>
+          <w:tab w:val="num" w:pos="1440"/>
+        </w:tabs>
+        <w:ind w:left="1440" w:hanging="360"/>
+      </w:pPr>
+      <w:rPr>
+        <w:rFonts w:ascii="Courier New" w:hAnsi="Courier New" w:hint="default"/>
+        <w:sz w:val="20"/>
+      </w:rPr>
+    </w:lvl>
+    <w:lvl w:ilvl="2" w:tentative="1">
+      <w:start w:val="1"/>
+      <w:numFmt w:val="bullet"/>
+      <w:lvlText w:val=""/>
+      <w:lvlJc w:val="left"/>
+      <w:pPr>
+        <w:tabs>
+          <w:tab w:val="num" w:pos="2160"/>
+        </w:tabs>
+        <w:ind w:left="2160" w:hanging="360"/>
+      </w:pPr>
+      <w:rPr>
+        <w:rFonts w:ascii="Wingdings" w:hAnsi="Wingdings" w:hint="default"/>
+        <w:sz w:val="20"/>
+      </w:rPr>
+    </w:lvl>
+    <w:lvl w:ilvl="3" w:tentative="1">
+      <w:start w:val="1"/>
+      <w:numFmt w:val="bullet"/>
+      <w:lvlText w:val=""/>
+      <w:lvlJc w:val="left"/>
+      <w:pPr>
+        <w:tabs>
+          <w:tab w:val="num" w:pos="2880"/>
+        </w:tabs>
+        <w:ind w:left="2880" w:hanging="360"/>
+      </w:pPr>
+      <w:rPr>
+        <w:rFonts w:ascii="Wingdings" w:hAnsi="Wingdings" w:hint="default"/>
+        <w:sz w:val="20"/>
+      </w:rPr>
+    </w:lvl>
+    <w:lvl w:ilvl="4" w:tentative="1">
+      <w:start w:val="1"/>
+      <w:numFmt w:val="bullet"/>
+      <w:lvlText w:val=""/>
+      <w:lvlJc w:val="left"/>
+      <w:pPr>
+        <w:tabs>
+          <w:tab w:val="num" w:pos="3600"/>
+        </w:tabs>
+        <w:ind w:left="3600" w:hanging="360"/>
+      </w:pPr>
+      <w:rPr>
+        <w:rFonts w:ascii="Wingdings" w:hAnsi="Wingdings" w:hint="default"/>
+        <w:sz w:val="20"/>
+      </w:rPr>
+    </w:lvl>
+    <w:lvl w:ilvl="5" w:tentative="1">
+      <w:start w:val="1"/>
+      <w:numFmt w:val="bullet"/>
+      <w:lvlText w:val=""/>
+      <w:lvlJc w:val="left"/>
+      <w:pPr>
+        <w:tabs>
+          <w:tab w:val="num" w:pos="4320"/>
+        </w:tabs>
+        <w:ind w:left="4320" w:hanging="360"/>
+      </w:pPr>
+      <w:rPr>
+        <w:rFonts w:ascii="Wingdings" w:hAnsi="Wingdings" w:hint="default"/>
+        <w:sz w:val="20"/>
+      </w:rPr>
+    </w:lvl>
+    <w:lvl w:ilvl="6" w:tentative="1">
+      <w:start w:val="1"/>
+      <w:numFmt w:val="bullet"/>
+      <w:lvlText w:val=""/>
+      <w:lvlJc w:val="left"/>
+      <w:pPr>
+        <w:tabs>
+          <w:tab w:val="num" w:pos="5040"/>
+        </w:tabs>
+        <w:ind w:left="5040" w:hanging="360"/>
+      </w:pPr>
+      <w:rPr>
+        <w:rFonts w:ascii="Wingdings" w:hAnsi="Wingdings" w:hint="default"/>
+        <w:sz w:val="20"/>
+      </w:rPr>
+    </w:lvl>
+    <w:lvl w:ilvl="7" w:tentative="1">
+      <w:start w:val="1"/>
+      <w:numFmt w:val="bullet"/>
+      <w:lvlText w:val=""/>
+      <w:lvlJc w:val="left"/>
+      <w:pPr>
+        <w:tabs>
+          <w:tab w:val="num" w:pos="5760"/>
+        </w:tabs>
+        <w:ind w:left="5760" w:hanging="360"/>
+      </w:pPr>
+      <w:rPr>
+        <w:rFonts w:ascii="Wingdings" w:hAnsi="Wingdings" w:hint="default"/>
+        <w:sz w:val="20"/>
+      </w:rPr>
+    </w:lvl>
+    <w:lvl w:ilvl="8" w:tentative="1">
+      <w:start w:val="1"/>
+      <w:numFmt w:val="bullet"/>
+      <w:lvlText w:val=""/>
+      <w:lvlJc w:val="left"/>
+      <w:pPr>
+        <w:tabs>
+          <w:tab w:val="num" w:pos="6480"/>
+        </w:tabs>
+        <w:ind w:left="6480" w:hanging="360"/>
+      </w:pPr>
+      <w:rPr>
+        <w:rFonts w:ascii="Wingdings" w:hAnsi="Wingdings" w:hint="default"/>
+        <w:sz w:val="20"/>
+      </w:rPr>
+    </w:lvl>
+  </w:abstractNum>
+  <w:abstractNum w:abstractNumId="24" w15:restartNumberingAfterBreak="0">
     <w:nsid w:val="672F4AAF"/>
     <w:multiLevelType w:val="hybridMultilevel"/>
     <w:tmpl w:val="E17841BC"/>
@@ -2385,7 +5793,7 @@
       </w:rPr>
     </w:lvl>
   </w:abstractNum>
-  <w:abstractNum w:abstractNumId="10" w15:restartNumberingAfterBreak="0">
+  <w:abstractNum w:abstractNumId="25" w15:restartNumberingAfterBreak="0">
     <w:nsid w:val="6A691E72"/>
     <w:multiLevelType w:val="multilevel"/>
     <w:tmpl w:val="5B844632"/>
@@ -2534,7 +5942,7 @@
       </w:rPr>
     </w:lvl>
   </w:abstractNum>
-  <w:abstractNum w:abstractNumId="11" w15:restartNumberingAfterBreak="0">
+  <w:abstractNum w:abstractNumId="26" w15:restartNumberingAfterBreak="0">
     <w:nsid w:val="6F5D1D4C"/>
     <w:multiLevelType w:val="multilevel"/>
     <w:tmpl w:val="36387926"/>
@@ -2683,7 +6091,7 @@
       </w:rPr>
     </w:lvl>
   </w:abstractNum>
-  <w:abstractNum w:abstractNumId="12" w15:restartNumberingAfterBreak="0">
+  <w:abstractNum w:abstractNumId="27" w15:restartNumberingAfterBreak="0">
     <w:nsid w:val="78EB2938"/>
     <w:multiLevelType w:val="hybridMultilevel"/>
     <w:tmpl w:val="E5C8C81A"/>
@@ -2796,50 +6204,479 @@
       </w:rPr>
     </w:lvl>
   </w:abstractNum>
+  <w:abstractNum w:abstractNumId="28" w15:restartNumberingAfterBreak="0">
+    <w:nsid w:val="7DC5346C"/>
+    <w:multiLevelType w:val="hybridMultilevel"/>
+    <w:tmpl w:val="9614EBF0"/>
+    <w:lvl w:ilvl="0" w:tplc="08090003">
+      <w:start w:val="1"/>
+      <w:numFmt w:val="bullet"/>
+      <w:lvlText w:val="o"/>
+      <w:lvlJc w:val="left"/>
+      <w:pPr>
+        <w:ind w:left="720" w:hanging="360"/>
+      </w:pPr>
+      <w:rPr>
+        <w:rFonts w:ascii="Courier New" w:hAnsi="Courier New" w:cs="Courier New" w:hint="default"/>
+      </w:rPr>
+    </w:lvl>
+    <w:lvl w:ilvl="1" w:tplc="08090003" w:tentative="1">
+      <w:start w:val="1"/>
+      <w:numFmt w:val="bullet"/>
+      <w:lvlText w:val="o"/>
+      <w:lvlJc w:val="left"/>
+      <w:pPr>
+        <w:ind w:left="1440" w:hanging="360"/>
+      </w:pPr>
+      <w:rPr>
+        <w:rFonts w:ascii="Courier New" w:hAnsi="Courier New" w:cs="Courier New" w:hint="default"/>
+      </w:rPr>
+    </w:lvl>
+    <w:lvl w:ilvl="2" w:tplc="08090005" w:tentative="1">
+      <w:start w:val="1"/>
+      <w:numFmt w:val="bullet"/>
+      <w:lvlText w:val=""/>
+      <w:lvlJc w:val="left"/>
+      <w:pPr>
+        <w:ind w:left="2160" w:hanging="360"/>
+      </w:pPr>
+      <w:rPr>
+        <w:rFonts w:ascii="Wingdings" w:hAnsi="Wingdings" w:hint="default"/>
+      </w:rPr>
+    </w:lvl>
+    <w:lvl w:ilvl="3" w:tplc="08090001" w:tentative="1">
+      <w:start w:val="1"/>
+      <w:numFmt w:val="bullet"/>
+      <w:lvlText w:val=""/>
+      <w:lvlJc w:val="left"/>
+      <w:pPr>
+        <w:ind w:left="2880" w:hanging="360"/>
+      </w:pPr>
+      <w:rPr>
+        <w:rFonts w:ascii="Symbol" w:hAnsi="Symbol" w:hint="default"/>
+      </w:rPr>
+    </w:lvl>
+    <w:lvl w:ilvl="4" w:tplc="08090003" w:tentative="1">
+      <w:start w:val="1"/>
+      <w:numFmt w:val="bullet"/>
+      <w:lvlText w:val="o"/>
+      <w:lvlJc w:val="left"/>
+      <w:pPr>
+        <w:ind w:left="3600" w:hanging="360"/>
+      </w:pPr>
+      <w:rPr>
+        <w:rFonts w:ascii="Courier New" w:hAnsi="Courier New" w:cs="Courier New" w:hint="default"/>
+      </w:rPr>
+    </w:lvl>
+    <w:lvl w:ilvl="5" w:tplc="08090005" w:tentative="1">
+      <w:start w:val="1"/>
+      <w:numFmt w:val="bullet"/>
+      <w:lvlText w:val=""/>
+      <w:lvlJc w:val="left"/>
+      <w:pPr>
+        <w:ind w:left="4320" w:hanging="360"/>
+      </w:pPr>
+      <w:rPr>
+        <w:rFonts w:ascii="Wingdings" w:hAnsi="Wingdings" w:hint="default"/>
+      </w:rPr>
+    </w:lvl>
+    <w:lvl w:ilvl="6" w:tplc="08090001" w:tentative="1">
+      <w:start w:val="1"/>
+      <w:numFmt w:val="bullet"/>
+      <w:lvlText w:val=""/>
+      <w:lvlJc w:val="left"/>
+      <w:pPr>
+        <w:ind w:left="5040" w:hanging="360"/>
+      </w:pPr>
+      <w:rPr>
+        <w:rFonts w:ascii="Symbol" w:hAnsi="Symbol" w:hint="default"/>
+      </w:rPr>
+    </w:lvl>
+    <w:lvl w:ilvl="7" w:tplc="08090003" w:tentative="1">
+      <w:start w:val="1"/>
+      <w:numFmt w:val="bullet"/>
+      <w:lvlText w:val="o"/>
+      <w:lvlJc w:val="left"/>
+      <w:pPr>
+        <w:ind w:left="5760" w:hanging="360"/>
+      </w:pPr>
+      <w:rPr>
+        <w:rFonts w:ascii="Courier New" w:hAnsi="Courier New" w:cs="Courier New" w:hint="default"/>
+      </w:rPr>
+    </w:lvl>
+    <w:lvl w:ilvl="8" w:tplc="08090005" w:tentative="1">
+      <w:start w:val="1"/>
+      <w:numFmt w:val="bullet"/>
+      <w:lvlText w:val=""/>
+      <w:lvlJc w:val="left"/>
+      <w:pPr>
+        <w:ind w:left="6480" w:hanging="360"/>
+      </w:pPr>
+      <w:rPr>
+        <w:rFonts w:ascii="Wingdings" w:hAnsi="Wingdings" w:hint="default"/>
+      </w:rPr>
+    </w:lvl>
+  </w:abstractNum>
+  <w:abstractNum w:abstractNumId="29" w15:restartNumberingAfterBreak="0">
+    <w:nsid w:val="7EE01AF6"/>
+    <w:multiLevelType w:val="hybridMultilevel"/>
+    <w:tmpl w:val="10D2A0C2"/>
+    <w:lvl w:ilvl="0" w:tplc="08090003">
+      <w:start w:val="1"/>
+      <w:numFmt w:val="bullet"/>
+      <w:lvlText w:val="o"/>
+      <w:lvlJc w:val="left"/>
+      <w:pPr>
+        <w:ind w:left="720" w:hanging="360"/>
+      </w:pPr>
+      <w:rPr>
+        <w:rFonts w:ascii="Courier New" w:hAnsi="Courier New" w:cs="Courier New" w:hint="default"/>
+      </w:rPr>
+    </w:lvl>
+    <w:lvl w:ilvl="1" w:tplc="08090003" w:tentative="1">
+      <w:start w:val="1"/>
+      <w:numFmt w:val="bullet"/>
+      <w:lvlText w:val="o"/>
+      <w:lvlJc w:val="left"/>
+      <w:pPr>
+        <w:ind w:left="1440" w:hanging="360"/>
+      </w:pPr>
+      <w:rPr>
+        <w:rFonts w:ascii="Courier New" w:hAnsi="Courier New" w:cs="Courier New" w:hint="default"/>
+      </w:rPr>
+    </w:lvl>
+    <w:lvl w:ilvl="2" w:tplc="08090005" w:tentative="1">
+      <w:start w:val="1"/>
+      <w:numFmt w:val="bullet"/>
+      <w:lvlText w:val=""/>
+      <w:lvlJc w:val="left"/>
+      <w:pPr>
+        <w:ind w:left="2160" w:hanging="360"/>
+      </w:pPr>
+      <w:rPr>
+        <w:rFonts w:ascii="Wingdings" w:hAnsi="Wingdings" w:hint="default"/>
+      </w:rPr>
+    </w:lvl>
+    <w:lvl w:ilvl="3" w:tplc="08090001" w:tentative="1">
+      <w:start w:val="1"/>
+      <w:numFmt w:val="bullet"/>
+      <w:lvlText w:val=""/>
+      <w:lvlJc w:val="left"/>
+      <w:pPr>
+        <w:ind w:left="2880" w:hanging="360"/>
+      </w:pPr>
+      <w:rPr>
+        <w:rFonts w:ascii="Symbol" w:hAnsi="Symbol" w:hint="default"/>
+      </w:rPr>
+    </w:lvl>
+    <w:lvl w:ilvl="4" w:tplc="08090003" w:tentative="1">
+      <w:start w:val="1"/>
+      <w:numFmt w:val="bullet"/>
+      <w:lvlText w:val="o"/>
+      <w:lvlJc w:val="left"/>
+      <w:pPr>
+        <w:ind w:left="3600" w:hanging="360"/>
+      </w:pPr>
+      <w:rPr>
+        <w:rFonts w:ascii="Courier New" w:hAnsi="Courier New" w:cs="Courier New" w:hint="default"/>
+      </w:rPr>
+    </w:lvl>
+    <w:lvl w:ilvl="5" w:tplc="08090005" w:tentative="1">
+      <w:start w:val="1"/>
+      <w:numFmt w:val="bullet"/>
+      <w:lvlText w:val=""/>
+      <w:lvlJc w:val="left"/>
+      <w:pPr>
+        <w:ind w:left="4320" w:hanging="360"/>
+      </w:pPr>
+      <w:rPr>
+        <w:rFonts w:ascii="Wingdings" w:hAnsi="Wingdings" w:hint="default"/>
+      </w:rPr>
+    </w:lvl>
+    <w:lvl w:ilvl="6" w:tplc="08090001" w:tentative="1">
+      <w:start w:val="1"/>
+      <w:numFmt w:val="bullet"/>
+      <w:lvlText w:val=""/>
+      <w:lvlJc w:val="left"/>
+      <w:pPr>
+        <w:ind w:left="5040" w:hanging="360"/>
+      </w:pPr>
+      <w:rPr>
+        <w:rFonts w:ascii="Symbol" w:hAnsi="Symbol" w:hint="default"/>
+      </w:rPr>
+    </w:lvl>
+    <w:lvl w:ilvl="7" w:tplc="08090003" w:tentative="1">
+      <w:start w:val="1"/>
+      <w:numFmt w:val="bullet"/>
+      <w:lvlText w:val="o"/>
+      <w:lvlJc w:val="left"/>
+      <w:pPr>
+        <w:ind w:left="5760" w:hanging="360"/>
+      </w:pPr>
+      <w:rPr>
+        <w:rFonts w:ascii="Courier New" w:hAnsi="Courier New" w:cs="Courier New" w:hint="default"/>
+      </w:rPr>
+    </w:lvl>
+    <w:lvl w:ilvl="8" w:tplc="08090005" w:tentative="1">
+      <w:start w:val="1"/>
+      <w:numFmt w:val="bullet"/>
+      <w:lvlText w:val=""/>
+      <w:lvlJc w:val="left"/>
+      <w:pPr>
+        <w:ind w:left="6480" w:hanging="360"/>
+      </w:pPr>
+      <w:rPr>
+        <w:rFonts w:ascii="Wingdings" w:hAnsi="Wingdings" w:hint="default"/>
+      </w:rPr>
+    </w:lvl>
+  </w:abstractNum>
+  <w:abstractNum w:abstractNumId="30" w15:restartNumberingAfterBreak="0">
+    <w:nsid w:val="7EE57ACD"/>
+    <w:multiLevelType w:val="multilevel"/>
+    <w:tmpl w:val="94C6D36A"/>
+    <w:lvl w:ilvl="0">
+      <w:start w:val="1"/>
+      <w:numFmt w:val="bullet"/>
+      <w:lvlText w:val=""/>
+      <w:lvlJc w:val="left"/>
+      <w:pPr>
+        <w:tabs>
+          <w:tab w:val="num" w:pos="720"/>
+        </w:tabs>
+        <w:ind w:left="720" w:hanging="360"/>
+      </w:pPr>
+      <w:rPr>
+        <w:rFonts w:ascii="Symbol" w:hAnsi="Symbol" w:hint="default"/>
+        <w:sz w:val="20"/>
+      </w:rPr>
+    </w:lvl>
+    <w:lvl w:ilvl="1" w:tentative="1">
+      <w:start w:val="1"/>
+      <w:numFmt w:val="bullet"/>
+      <w:lvlText w:val="o"/>
+      <w:lvlJc w:val="left"/>
+      <w:pPr>
+        <w:tabs>
+          <w:tab w:val="num" w:pos="1440"/>
+        </w:tabs>
+        <w:ind w:left="1440" w:hanging="360"/>
+      </w:pPr>
+      <w:rPr>
+        <w:rFonts w:ascii="Courier New" w:hAnsi="Courier New" w:hint="default"/>
+        <w:sz w:val="20"/>
+      </w:rPr>
+    </w:lvl>
+    <w:lvl w:ilvl="2" w:tentative="1">
+      <w:start w:val="1"/>
+      <w:numFmt w:val="bullet"/>
+      <w:lvlText w:val=""/>
+      <w:lvlJc w:val="left"/>
+      <w:pPr>
+        <w:tabs>
+          <w:tab w:val="num" w:pos="2160"/>
+        </w:tabs>
+        <w:ind w:left="2160" w:hanging="360"/>
+      </w:pPr>
+      <w:rPr>
+        <w:rFonts w:ascii="Wingdings" w:hAnsi="Wingdings" w:hint="default"/>
+        <w:sz w:val="20"/>
+      </w:rPr>
+    </w:lvl>
+    <w:lvl w:ilvl="3" w:tentative="1">
+      <w:start w:val="1"/>
+      <w:numFmt w:val="bullet"/>
+      <w:lvlText w:val=""/>
+      <w:lvlJc w:val="left"/>
+      <w:pPr>
+        <w:tabs>
+          <w:tab w:val="num" w:pos="2880"/>
+        </w:tabs>
+        <w:ind w:left="2880" w:hanging="360"/>
+      </w:pPr>
+      <w:rPr>
+        <w:rFonts w:ascii="Wingdings" w:hAnsi="Wingdings" w:hint="default"/>
+        <w:sz w:val="20"/>
+      </w:rPr>
+    </w:lvl>
+    <w:lvl w:ilvl="4" w:tentative="1">
+      <w:start w:val="1"/>
+      <w:numFmt w:val="bullet"/>
+      <w:lvlText w:val=""/>
+      <w:lvlJc w:val="left"/>
+      <w:pPr>
+        <w:tabs>
+          <w:tab w:val="num" w:pos="3600"/>
+        </w:tabs>
+        <w:ind w:left="3600" w:hanging="360"/>
+      </w:pPr>
+      <w:rPr>
+        <w:rFonts w:ascii="Wingdings" w:hAnsi="Wingdings" w:hint="default"/>
+        <w:sz w:val="20"/>
+      </w:rPr>
+    </w:lvl>
+    <w:lvl w:ilvl="5" w:tentative="1">
+      <w:start w:val="1"/>
+      <w:numFmt w:val="bullet"/>
+      <w:lvlText w:val=""/>
+      <w:lvlJc w:val="left"/>
+      <w:pPr>
+        <w:tabs>
+          <w:tab w:val="num" w:pos="4320"/>
+        </w:tabs>
+        <w:ind w:left="4320" w:hanging="360"/>
+      </w:pPr>
+      <w:rPr>
+        <w:rFonts w:ascii="Wingdings" w:hAnsi="Wingdings" w:hint="default"/>
+        <w:sz w:val="20"/>
+      </w:rPr>
+    </w:lvl>
+    <w:lvl w:ilvl="6" w:tentative="1">
+      <w:start w:val="1"/>
+      <w:numFmt w:val="bullet"/>
+      <w:lvlText w:val=""/>
+      <w:lvlJc w:val="left"/>
+      <w:pPr>
+        <w:tabs>
+          <w:tab w:val="num" w:pos="5040"/>
+        </w:tabs>
+        <w:ind w:left="5040" w:hanging="360"/>
+      </w:pPr>
+      <w:rPr>
+        <w:rFonts w:ascii="Wingdings" w:hAnsi="Wingdings" w:hint="default"/>
+        <w:sz w:val="20"/>
+      </w:rPr>
+    </w:lvl>
+    <w:lvl w:ilvl="7" w:tentative="1">
+      <w:start w:val="1"/>
+      <w:numFmt w:val="bullet"/>
+      <w:lvlText w:val=""/>
+      <w:lvlJc w:val="left"/>
+      <w:pPr>
+        <w:tabs>
+          <w:tab w:val="num" w:pos="5760"/>
+        </w:tabs>
+        <w:ind w:left="5760" w:hanging="360"/>
+      </w:pPr>
+      <w:rPr>
+        <w:rFonts w:ascii="Wingdings" w:hAnsi="Wingdings" w:hint="default"/>
+        <w:sz w:val="20"/>
+      </w:rPr>
+    </w:lvl>
+    <w:lvl w:ilvl="8" w:tentative="1">
+      <w:start w:val="1"/>
+      <w:numFmt w:val="bullet"/>
+      <w:lvlText w:val=""/>
+      <w:lvlJc w:val="left"/>
+      <w:pPr>
+        <w:tabs>
+          <w:tab w:val="num" w:pos="6480"/>
+        </w:tabs>
+        <w:ind w:left="6480" w:hanging="360"/>
+      </w:pPr>
+      <w:rPr>
+        <w:rFonts w:ascii="Wingdings" w:hAnsi="Wingdings" w:hint="default"/>
+        <w:sz w:val="20"/>
+      </w:rPr>
+    </w:lvl>
+  </w:abstractNum>
   <w:num w:numId="1" w16cid:durableId="692340025">
-    <w:abstractNumId w:val="5"/>
+    <w:abstractNumId w:val="13"/>
   </w:num>
   <w:num w:numId="2" w16cid:durableId="2027557517">
-    <w:abstractNumId w:val="7"/>
+    <w:abstractNumId w:val="21"/>
   </w:num>
   <w:num w:numId="3" w16cid:durableId="1312783860">
+    <w:abstractNumId w:val="4"/>
+  </w:num>
+  <w:num w:numId="4" w16cid:durableId="805782874">
+    <w:abstractNumId w:val="15"/>
+  </w:num>
+  <w:num w:numId="5" w16cid:durableId="1651901267">
+    <w:abstractNumId w:val="22"/>
+  </w:num>
+  <w:num w:numId="6" w16cid:durableId="1684865324">
     <w:abstractNumId w:val="2"/>
   </w:num>
-  <w:num w:numId="4" w16cid:durableId="805782874">
+  <w:num w:numId="7" w16cid:durableId="1112214254">
     <w:abstractNumId w:val="6"/>
   </w:num>
-  <w:num w:numId="5" w16cid:durableId="1651901267">
-    <w:abstractNumId w:val="8"/>
-  </w:num>
-  <w:num w:numId="6" w16cid:durableId="1684865324">
-    <w:abstractNumId w:val="1"/>
-  </w:num>
-  <w:num w:numId="7" w16cid:durableId="1112214254">
-    <w:abstractNumId w:val="3"/>
-  </w:num>
   <w:num w:numId="8" w16cid:durableId="301928391">
-    <w:abstractNumId w:val="11"/>
+    <w:abstractNumId w:val="26"/>
   </w:num>
   <w:num w:numId="9" w16cid:durableId="909929502">
-    <w:abstractNumId w:val="10"/>
+    <w:abstractNumId w:val="25"/>
   </w:num>
   <w:num w:numId="10" w16cid:durableId="1050299831">
     <w:abstractNumId w:val="0"/>
   </w:num>
   <w:num w:numId="11" w16cid:durableId="1315912447">
+    <w:abstractNumId w:val="27"/>
+  </w:num>
+  <w:num w:numId="12" w16cid:durableId="46102283">
     <w:abstractNumId w:val="12"/>
   </w:num>
-  <w:num w:numId="12" w16cid:durableId="46102283">
-    <w:abstractNumId w:val="4"/>
+  <w:num w:numId="13" w16cid:durableId="2146000370">
+    <w:abstractNumId w:val="24"/>
   </w:num>
-  <w:num w:numId="13" w16cid:durableId="2146000370">
+  <w:num w:numId="14" w16cid:durableId="1092120033">
+    <w:abstractNumId w:val="8"/>
+  </w:num>
+  <w:num w:numId="15" w16cid:durableId="2095734330">
+    <w:abstractNumId w:val="10"/>
+  </w:num>
+  <w:num w:numId="16" w16cid:durableId="1743217221">
+    <w:abstractNumId w:val="14"/>
+  </w:num>
+  <w:num w:numId="17" w16cid:durableId="346520671">
+    <w:abstractNumId w:val="19"/>
+  </w:num>
+  <w:num w:numId="18" w16cid:durableId="2101636266">
+    <w:abstractNumId w:val="3"/>
+  </w:num>
+  <w:num w:numId="19" w16cid:durableId="631713681">
+    <w:abstractNumId w:val="5"/>
+  </w:num>
+  <w:num w:numId="20" w16cid:durableId="486943760">
+    <w:abstractNumId w:val="7"/>
+  </w:num>
+  <w:num w:numId="21" w16cid:durableId="22562455">
+    <w:abstractNumId w:val="30"/>
+  </w:num>
+  <w:num w:numId="22" w16cid:durableId="318921281">
+    <w:abstractNumId w:val="23"/>
+  </w:num>
+  <w:num w:numId="23" w16cid:durableId="77019104">
+    <w:abstractNumId w:val="18"/>
+  </w:num>
+  <w:num w:numId="24" w16cid:durableId="1488861587">
+    <w:abstractNumId w:val="1"/>
+  </w:num>
+  <w:num w:numId="25" w16cid:durableId="1002322498">
+    <w:abstractNumId w:val="17"/>
+  </w:num>
+  <w:num w:numId="26" w16cid:durableId="1901481321">
+    <w:abstractNumId w:val="28"/>
+  </w:num>
+  <w:num w:numId="27" w16cid:durableId="1766655797">
+    <w:abstractNumId w:val="16"/>
+  </w:num>
+  <w:num w:numId="28" w16cid:durableId="1767844777">
+    <w:abstractNumId w:val="11"/>
+  </w:num>
+  <w:num w:numId="29" w16cid:durableId="756055148">
     <w:abstractNumId w:val="9"/>
+  </w:num>
+  <w:num w:numId="30" w16cid:durableId="935937932">
+    <w:abstractNumId w:val="29"/>
+  </w:num>
+  <w:num w:numId="31" w16cid:durableId="1642922566">
+    <w:abstractNumId w:val="20"/>
   </w:num>
 </w:numbering>
 </file>
 
 <file path=word/styles.xml><?xml version="1.0" encoding="utf-8"?>
-<w:styles xmlns:mc="http://schemas.openxmlformats.org/markup-compatibility/2006" xmlns:r="http://schemas.openxmlformats.org/officeDocument/2006/relationships" xmlns:w="http://schemas.openxmlformats.org/wordprocessingml/2006/main" xmlns:w14="http://schemas.microsoft.com/office/word/2010/wordml" xmlns:w15="http://schemas.microsoft.com/office/word/2012/wordml" xmlns:w16cex="http://schemas.microsoft.com/office/word/2018/wordml/cex" xmlns:w16cid="http://schemas.microsoft.com/office/word/2016/wordml/cid" xmlns:w16="http://schemas.microsoft.com/office/word/2018/wordml" xmlns:w16sdtdh="http://schemas.microsoft.com/office/word/2020/wordml/sdtdatahash" xmlns:w16se="http://schemas.microsoft.com/office/word/2015/wordml/symex" mc:Ignorable="w14 w15 w16se w16cid w16 w16cex w16sdtdh">
+<w:styles xmlns:mc="http://schemas.openxmlformats.org/markup-compatibility/2006" xmlns:r="http://schemas.openxmlformats.org/officeDocument/2006/relationships" xmlns:w="http://schemas.openxmlformats.org/wordprocessingml/2006/main" xmlns:w14="http://schemas.microsoft.com/office/word/2010/wordml" xmlns:w15="http://schemas.microsoft.com/office/word/2012/wordml" xmlns:w16cex="http://schemas.microsoft.com/office/word/2018/wordml/cex" xmlns:w16cid="http://schemas.microsoft.com/office/word/2016/wordml/cid" xmlns:w16="http://schemas.microsoft.com/office/word/2018/wordml" xmlns:w16du="http://schemas.microsoft.com/office/word/2023/wordml/word16du" xmlns:w16sdtdh="http://schemas.microsoft.com/office/word/2020/wordml/sdtdatahash" xmlns:w16sdtfl="http://schemas.microsoft.com/office/word/2024/wordml/sdtformatlock" xmlns:w16se="http://schemas.microsoft.com/office/word/2015/wordml/symex" mc:Ignorable="w14 w15 w16se w16cid w16 w16cex w16sdtdh w16sdtfl w16du">
   <w:docDefaults>
     <w:rPrDefault>
       <w:rPr>
